--- a/lessons/7-7/downloads/reveal/teacher/7.7-session-1-prerequisite-practice-a.docx
+++ b/lessons/7-7/downloads/reveal/teacher/7.7-session-1-prerequisite-practice-a.docx
@@ -15,10 +15,28 @@
         <w:rPr>
           <w:rFonts w:ascii="Avenir Next" w:hAnsi="Avenir Next" w:cs="Avenir Next" w:eastAsia="Avenir Next"/>
           <w:color w:val="1A1A1A"/>
+          <w:sz w:val="22"/>
+          <w:szCs w:val="20"/>
+        </w:rPr>
+        <w:t xml:space="preserve">Name</w:t>
+      </w:r>
+      <w:r>
+        <w:rPr>
+          <w:rFonts w:ascii="Avenir Next" w:hAnsi="Avenir Next" w:cs="Avenir Next" w:eastAsia="Avenir Next"/>
+          <w:color w:val="1A1A1A"/>
           <w:sz w:val="20"/>
           <w:szCs w:val="20"/>
         </w:rPr>
-        <w:t xml:space="preserve">Name</w:t>
+        <w:tab/>
+      </w:r>
+      <w:r>
+        <w:rPr>
+          <w:rFonts w:ascii="Avenir Next" w:hAnsi="Avenir Next" w:cs="Avenir Next" w:eastAsia="Avenir Next"/>
+          <w:color w:val="1A1A1A"/>
+          <w:sz w:val="22"/>
+          <w:szCs w:val="20"/>
+        </w:rPr>
+        <w:t xml:space="preserve">   Date</w:t>
       </w:r>
       <w:r>
         <w:rPr>
@@ -33,25 +51,7 @@
         <w:rPr>
           <w:rFonts w:ascii="Avenir Next" w:hAnsi="Avenir Next" w:cs="Avenir Next" w:eastAsia="Avenir Next"/>
           <w:color w:val="1A1A1A"/>
-          <w:sz w:val="20"/>
-          <w:szCs w:val="20"/>
-        </w:rPr>
-        <w:t xml:space="preserve">   Date</w:t>
-      </w:r>
-      <w:r>
-        <w:rPr>
-          <w:rFonts w:ascii="Avenir Next" w:hAnsi="Avenir Next" w:cs="Avenir Next" w:eastAsia="Avenir Next"/>
-          <w:color w:val="1A1A1A"/>
-          <w:sz w:val="20"/>
-          <w:szCs w:val="20"/>
-        </w:rPr>
-        <w:tab/>
-      </w:r>
-      <w:r>
-        <w:rPr>
-          <w:rFonts w:ascii="Avenir Next" w:hAnsi="Avenir Next" w:cs="Avenir Next" w:eastAsia="Avenir Next"/>
-          <w:color w:val="1A1A1A"/>
-          <w:sz w:val="20"/>
+          <w:sz w:val="22"/>
           <w:szCs w:val="20"/>
         </w:rPr>
         <w:t xml:space="preserve">   Period</w:t>
@@ -78,7 +78,7 @@
           <w:caps/>
           <w:color w:val="003A70"/>
           <w:spacing w:val="12"/>
-          <w:sz w:val="19"/>
+          <w:sz w:val="22"/>
           <w:szCs w:val="19"/>
         </w:rPr>
         <w:t xml:space="preserve">Lesson 7-7  ·  Session 1  ·  Prerequisite Practice A  ·  Skill 1 of 2</w:t>
@@ -86,6 +86,7 @@
     </w:p>
     <w:p>
       <w:pPr>
+        <w:pStyle w:val="Heading1"/>
         <w:keepNext/>
         <w:spacing w:before="0" w:after="10" w:line="240" w:lineRule="auto"/>
       </w:pPr>
@@ -111,7 +112,7 @@
         <w:rPr>
           <w:rFonts w:ascii="Avenir Next" w:hAnsi="Avenir Next" w:cs="Avenir Next" w:eastAsia="Avenir Next"/>
           <w:color w:val="5A5F66"/>
-          <w:sz w:val="17"/>
+          <w:sz w:val="22"/>
           <w:szCs w:val="17"/>
         </w:rPr>
         <w:t xml:space="preserve">Builds on Grade 3 · 3.MD.D.8</w:t>
@@ -154,6 +155,7 @@
           </w:tcPr>
           <w:p>
             <w:pPr>
+              <w:pStyle w:val="Heading2"/>
               <w:spacing w:before="0" w:after="0" w:line="252" w:lineRule="auto"/>
             </w:pPr>
             <w:r>
@@ -183,7 +185,7 @@
               <w:rPr>
                 <w:rFonts w:ascii="Avenir Next" w:hAnsi="Avenir Next" w:cs="Avenir Next" w:eastAsia="Avenir Next"/>
                 <w:color w:val="1A1A1A"/>
-                <w:sz w:val="20"/>
+                <w:sz w:val="22"/>
                 <w:szCs w:val="20"/>
               </w:rPr>
               <w:t xml:space="preserve">You will find the perimeter of a dog run that is 18 m by 11 m.</w:t>
@@ -203,6 +205,7 @@
           </w:tcPr>
           <w:p>
             <w:pPr>
+              <w:pStyle w:val="Heading2"/>
               <w:spacing w:before="0" w:after="0" w:line="252" w:lineRule="auto"/>
             </w:pPr>
             <w:r>
@@ -232,7 +235,7 @@
               <w:rPr>
                 <w:rFonts w:ascii="Avenir Next" w:hAnsi="Avenir Next" w:cs="Avenir Next" w:eastAsia="Avenir Next"/>
                 <w:color w:val="1A1A1A"/>
-                <w:sz w:val="20"/>
+                <w:sz w:val="22"/>
                 <w:szCs w:val="20"/>
               </w:rPr>
               <w:t xml:space="preserve">Add all four sides of a rectangle, like 15 + 12 + 15 + 12.  </w:t>
@@ -242,7 +245,7 @@
                 <w:rFonts w:ascii="Avenir Next" w:hAnsi="Avenir Next" w:cs="Avenir Next" w:eastAsia="Avenir Next"/>
                 <w:b/>
                 <w:color w:val="1A1A1A"/>
-                <w:sz w:val="20"/>
+                <w:sz w:val="22"/>
                 <w:szCs w:val="20"/>
               </w:rPr>
               <w:t xml:space="preserve">You will use it in Practice Form A, problems 1, 3 and 8.</w:t>
@@ -253,6 +256,7 @@
     </w:tbl>
     <w:p>
       <w:pPr>
+        <w:pStyle w:val="Heading2"/>
         <w:keepNext/>
         <w:pBdr>
           <w:bottom w:val="single" w:sz="8" w:space="3" w:color="003A70"/>
@@ -268,7 +272,7 @@
           <w:b/>
           <w:color w:val="003A70"/>
           <w:spacing w:val="14"/>
-          <w:sz w:val="19"/>
+          <w:sz w:val="22"/>
           <w:szCs w:val="19"/>
         </w:rPr>
         <w:t xml:space="preserve">STEPS TO FOLLOW</w:t>
@@ -287,7 +291,7 @@
           <w:rFonts w:ascii="Avenir Next" w:hAnsi="Avenir Next" w:cs="Avenir Next" w:eastAsia="Avenir Next"/>
           <w:i/>
           <w:color w:val="5A5F66"/>
-          <w:sz w:val="17"/>
+          <w:sz w:val="22"/>
           <w:szCs w:val="17"/>
         </w:rPr>
         <w:t xml:space="preserve">use these same steps on every problem</w:t>
@@ -329,6 +333,7 @@
           </w:tcPr>
           <w:p>
             <w:pPr>
+              <w:pStyle w:val="Heading1"/>
               <w:spacing w:before="0" w:after="0" w:line="240" w:lineRule="auto"/>
               <w:jc w:val="center"/>
             </w:pPr>
@@ -358,7 +363,7 @@
                 <w:rFonts w:ascii="Avenir Next" w:hAnsi="Avenir Next" w:cs="Avenir Next" w:eastAsia="Avenir Next"/>
                 <w:b/>
                 <w:color w:val="1A1A1A"/>
-                <w:sz w:val="21"/>
+                <w:sz w:val="22"/>
                 <w:szCs w:val="21"/>
               </w:rPr>
               <w:t xml:space="preserve">Write</w:t>
@@ -367,7 +372,7 @@
               <w:rPr>
                 <w:rFonts w:ascii="Avenir Next" w:hAnsi="Avenir Next" w:cs="Avenir Next" w:eastAsia="Avenir Next"/>
                 <w:color w:val="1A1A1A"/>
-                <w:sz w:val="21"/>
+                <w:sz w:val="22"/>
                 <w:szCs w:val="21"/>
               </w:rPr>
               <w:t xml:space="preserve"> all four sides: length, width, length, width.</w:t>
@@ -386,6 +391,7 @@
           </w:tcPr>
           <w:p>
             <w:pPr>
+              <w:pStyle w:val="Heading1"/>
               <w:spacing w:before="0" w:after="0" w:line="240" w:lineRule="auto"/>
               <w:jc w:val="center"/>
             </w:pPr>
@@ -415,7 +421,7 @@
                 <w:rFonts w:ascii="Avenir Next" w:hAnsi="Avenir Next" w:cs="Avenir Next" w:eastAsia="Avenir Next"/>
                 <w:b/>
                 <w:color w:val="1A1A1A"/>
-                <w:sz w:val="21"/>
+                <w:sz w:val="22"/>
                 <w:szCs w:val="21"/>
               </w:rPr>
               <w:t xml:space="preserve">Add</w:t>
@@ -424,7 +430,7 @@
               <w:rPr>
                 <w:rFonts w:ascii="Avenir Next" w:hAnsi="Avenir Next" w:cs="Avenir Next" w:eastAsia="Avenir Next"/>
                 <w:color w:val="1A1A1A"/>
-                <w:sz w:val="21"/>
+                <w:sz w:val="22"/>
                 <w:szCs w:val="21"/>
               </w:rPr>
               <w:t xml:space="preserve"> the four sides.</w:t>
@@ -443,6 +449,7 @@
           </w:tcPr>
           <w:p>
             <w:pPr>
+              <w:pStyle w:val="Heading1"/>
               <w:spacing w:before="0" w:after="0" w:line="240" w:lineRule="auto"/>
               <w:jc w:val="center"/>
             </w:pPr>
@@ -472,7 +479,7 @@
                 <w:rFonts w:ascii="Avenir Next" w:hAnsi="Avenir Next" w:cs="Avenir Next" w:eastAsia="Avenir Next"/>
                 <w:b/>
                 <w:color w:val="1A1A1A"/>
-                <w:sz w:val="21"/>
+                <w:sz w:val="22"/>
                 <w:szCs w:val="21"/>
               </w:rPr>
               <w:t xml:space="preserve">Label</w:t>
@@ -481,7 +488,7 @@
               <w:rPr>
                 <w:rFonts w:ascii="Avenir Next" w:hAnsi="Avenir Next" w:cs="Avenir Next" w:eastAsia="Avenir Next"/>
                 <w:color w:val="1A1A1A"/>
-                <w:sz w:val="21"/>
+                <w:sz w:val="22"/>
                 <w:szCs w:val="21"/>
               </w:rPr>
               <w:t xml:space="preserve"> the answer with the unit.</w:t>
@@ -492,6 +499,7 @@
     </w:tbl>
     <w:p>
       <w:pPr>
+        <w:pStyle w:val="Heading2"/>
         <w:keepNext/>
         <w:pBdr>
           <w:bottom w:val="single" w:sz="8" w:space="3" w:color="003A70"/>
@@ -507,7 +515,7 @@
           <w:b/>
           <w:color w:val="003A70"/>
           <w:spacing w:val="14"/>
-          <w:sz w:val="19"/>
+          <w:sz w:val="22"/>
           <w:szCs w:val="19"/>
         </w:rPr>
         <w:t xml:space="preserve">WATCH ME</w:t>
@@ -526,7 +534,7 @@
           <w:rFonts w:ascii="Avenir Next" w:hAnsi="Avenir Next" w:cs="Avenir Next" w:eastAsia="Avenir Next"/>
           <w:i/>
           <w:color w:val="5A5F66"/>
-          <w:sz w:val="17"/>
+          <w:sz w:val="22"/>
           <w:szCs w:val="17"/>
         </w:rPr>
         <w:t xml:space="preserve">the steps in action</w:t>
@@ -541,7 +549,7 @@
           <w:rFonts w:ascii="Avenir Next" w:hAnsi="Avenir Next" w:cs="Avenir Next" w:eastAsia="Avenir Next"/>
           <w:b/>
           <w:color w:val="1A1A1A"/>
-          <w:sz w:val="21"/>
+          <w:sz w:val="22"/>
           <w:szCs w:val="21"/>
         </w:rPr>
         <w:t xml:space="preserve">A rectangle is 14 m by 11 m. Find its perimeter.</w:t>
@@ -560,25 +568,25 @@
           <w:rFonts w:ascii="Avenir Next" w:hAnsi="Avenir Next" w:cs="Avenir Next" w:eastAsia="Avenir Next"/>
           <w:b/>
           <w:color w:val="003A70"/>
+          <w:sz w:val="22"/>
+          <w:szCs w:val="19"/>
+        </w:rPr>
+        <w:t xml:space="preserve">Step 1</w:t>
+      </w:r>
+      <w:r>
+        <w:rPr>
+          <w:rFonts w:ascii="Avenir Next" w:hAnsi="Avenir Next" w:cs="Avenir Next" w:eastAsia="Avenir Next"/>
+          <w:color w:val="1A1A1A"/>
           <w:sz w:val="19"/>
           <w:szCs w:val="19"/>
         </w:rPr>
-        <w:t xml:space="preserve">Step 1</w:t>
-      </w:r>
-      <w:r>
-        <w:rPr>
-          <w:rFonts w:ascii="Avenir Next" w:hAnsi="Avenir Next" w:cs="Avenir Next" w:eastAsia="Avenir Next"/>
-          <w:color w:val="1A1A1A"/>
-          <w:sz w:val="19"/>
-          <w:szCs w:val="19"/>
-        </w:rPr>
         <w:tab/>
       </w:r>
       <w:r>
         <w:rPr>
           <w:rFonts w:ascii="Avenir Next" w:hAnsi="Avenir Next" w:cs="Avenir Next" w:eastAsia="Avenir Next"/>
           <w:color w:val="1A1A1A"/>
-          <w:sz w:val="21"/>
+          <w:sz w:val="22"/>
           <w:szCs w:val="21"/>
         </w:rPr>
         <w:t xml:space="preserve">Sides: 14, 11, 14, 11.</w:t>
@@ -597,25 +605,25 @@
           <w:rFonts w:ascii="Avenir Next" w:hAnsi="Avenir Next" w:cs="Avenir Next" w:eastAsia="Avenir Next"/>
           <w:b/>
           <w:color w:val="003A70"/>
+          <w:sz w:val="22"/>
+          <w:szCs w:val="19"/>
+        </w:rPr>
+        <w:t xml:space="preserve">Step 2</w:t>
+      </w:r>
+      <w:r>
+        <w:rPr>
+          <w:rFonts w:ascii="Avenir Next" w:hAnsi="Avenir Next" w:cs="Avenir Next" w:eastAsia="Avenir Next"/>
+          <w:color w:val="1A1A1A"/>
           <w:sz w:val="19"/>
           <w:szCs w:val="19"/>
         </w:rPr>
-        <w:t xml:space="preserve">Step 2</w:t>
-      </w:r>
-      <w:r>
-        <w:rPr>
-          <w:rFonts w:ascii="Avenir Next" w:hAnsi="Avenir Next" w:cs="Avenir Next" w:eastAsia="Avenir Next"/>
-          <w:color w:val="1A1A1A"/>
-          <w:sz w:val="19"/>
-          <w:szCs w:val="19"/>
-        </w:rPr>
         <w:tab/>
       </w:r>
       <w:r>
         <w:rPr>
           <w:rFonts w:ascii="Avenir Next" w:hAnsi="Avenir Next" w:cs="Avenir Next" w:eastAsia="Avenir Next"/>
           <w:color w:val="1A1A1A"/>
-          <w:sz w:val="21"/>
+          <w:sz w:val="22"/>
           <w:szCs w:val="21"/>
         </w:rPr>
         <w:t xml:space="preserve">14 + 11 + 14 + 11 = 50.</w:t>
@@ -634,25 +642,25 @@
           <w:rFonts w:ascii="Avenir Next" w:hAnsi="Avenir Next" w:cs="Avenir Next" w:eastAsia="Avenir Next"/>
           <w:b/>
           <w:color w:val="003A70"/>
+          <w:sz w:val="22"/>
+          <w:szCs w:val="19"/>
+        </w:rPr>
+        <w:t xml:space="preserve">Step 3</w:t>
+      </w:r>
+      <w:r>
+        <w:rPr>
+          <w:rFonts w:ascii="Avenir Next" w:hAnsi="Avenir Next" w:cs="Avenir Next" w:eastAsia="Avenir Next"/>
+          <w:color w:val="1A1A1A"/>
           <w:sz w:val="19"/>
           <w:szCs w:val="19"/>
         </w:rPr>
-        <w:t xml:space="preserve">Step 3</w:t>
-      </w:r>
-      <w:r>
-        <w:rPr>
-          <w:rFonts w:ascii="Avenir Next" w:hAnsi="Avenir Next" w:cs="Avenir Next" w:eastAsia="Avenir Next"/>
-          <w:color w:val="1A1A1A"/>
-          <w:sz w:val="19"/>
-          <w:szCs w:val="19"/>
-        </w:rPr>
         <w:tab/>
       </w:r>
       <w:r>
         <w:rPr>
           <w:rFonts w:ascii="Avenir Next" w:hAnsi="Avenir Next" w:cs="Avenir Next" w:eastAsia="Avenir Next"/>
           <w:color w:val="1A1A1A"/>
-          <w:sz w:val="21"/>
+          <w:sz w:val="22"/>
           <w:szCs w:val="21"/>
         </w:rPr>
         <w:t xml:space="preserve">The perimeter is 50 m.</w:t>
@@ -671,18 +679,18 @@
           <w:rFonts w:ascii="Avenir Next" w:hAnsi="Avenir Next" w:cs="Avenir Next" w:eastAsia="Avenir Next"/>
           <w:b/>
           <w:color w:val="1A1A1A"/>
+          <w:sz w:val="22"/>
+          <w:szCs w:val="21"/>
+        </w:rPr>
+        <w:t xml:space="preserve">Answer</w:t>
+      </w:r>
+      <w:r>
+        <w:rPr>
+          <w:rFonts w:ascii="Avenir Next" w:hAnsi="Avenir Next" w:cs="Avenir Next" w:eastAsia="Avenir Next"/>
+          <w:color w:val="1A1A1A"/>
           <w:sz w:val="21"/>
           <w:szCs w:val="21"/>
         </w:rPr>
-        <w:t xml:space="preserve">Answer</w:t>
-      </w:r>
-      <w:r>
-        <w:rPr>
-          <w:rFonts w:ascii="Avenir Next" w:hAnsi="Avenir Next" w:cs="Avenir Next" w:eastAsia="Avenir Next"/>
-          <w:color w:val="1A1A1A"/>
-          <w:sz w:val="21"/>
-          <w:szCs w:val="21"/>
-        </w:rPr>
         <w:tab/>
       </w:r>
       <w:r>
@@ -690,7 +698,7 @@
           <w:rFonts w:ascii="Avenir Next" w:hAnsi="Avenir Next" w:cs="Avenir Next" w:eastAsia="Avenir Next"/>
           <w:b/>
           <w:color w:val="1A1A1A"/>
-          <w:sz w:val="21"/>
+          <w:sz w:val="22"/>
           <w:szCs w:val="21"/>
         </w:rPr>
         <w:t xml:space="preserve">50 m</w:t>
@@ -698,6 +706,7 @@
     </w:p>
     <w:p>
       <w:pPr>
+        <w:pStyle w:val="Heading2"/>
         <w:keepNext/>
         <w:pBdr>
           <w:bottom w:val="single" w:sz="8" w:space="3" w:color="003A70"/>
@@ -713,7 +722,7 @@
           <w:b/>
           <w:color w:val="003A70"/>
           <w:spacing w:val="14"/>
-          <w:sz w:val="19"/>
+          <w:sz w:val="22"/>
           <w:szCs w:val="19"/>
         </w:rPr>
         <w:t xml:space="preserve">TRY IT WITH HELP</w:t>
@@ -732,7 +741,7 @@
           <w:rFonts w:ascii="Avenir Next" w:hAnsi="Avenir Next" w:cs="Avenir Next" w:eastAsia="Avenir Next"/>
           <w:i/>
           <w:color w:val="5A5F66"/>
-          <w:sz w:val="17"/>
+          <w:sz w:val="22"/>
           <w:szCs w:val="17"/>
         </w:rPr>
         <w:t xml:space="preserve">fill in each step</w:t>
@@ -790,28 +799,47 @@
           <w:rFonts w:ascii="Avenir Next" w:hAnsi="Avenir Next" w:cs="Avenir Next" w:eastAsia="Avenir Next"/>
           <w:b/>
           <w:color w:val="003A70"/>
+          <w:sz w:val="22"/>
+          <w:szCs w:val="18"/>
+        </w:rPr>
+        <w:t xml:space="preserve">Step 1</w:t>
+      </w:r>
+      <w:r>
+        <w:rPr>
+          <w:rFonts w:ascii="Avenir Next" w:hAnsi="Avenir Next" w:cs="Avenir Next" w:eastAsia="Avenir Next"/>
+          <w:color w:val="1A1A1A"/>
           <w:sz w:val="18"/>
           <w:szCs w:val="18"/>
         </w:rPr>
-        <w:t xml:space="preserve">Step 1</w:t>
-      </w:r>
-      <w:r>
-        <w:rPr>
-          <w:rFonts w:ascii="Avenir Next" w:hAnsi="Avenir Next" w:cs="Avenir Next" w:eastAsia="Avenir Next"/>
-          <w:color w:val="1A1A1A"/>
-          <w:sz w:val="18"/>
-          <w:szCs w:val="18"/>
-        </w:rPr>
         <w:tab/>
       </w:r>
       <w:r>
         <w:rPr>
           <w:rFonts w:ascii="Avenir Next" w:hAnsi="Avenir Next" w:cs="Avenir Next" w:eastAsia="Avenir Next"/>
           <w:color w:val="1A1A1A"/>
+          <w:sz w:val="22"/>
+          <w:szCs w:val="21"/>
+        </w:rPr>
+        <w:t xml:space="preserve">Sides: 12, </w:t>
+      </w:r>
+      <w:r>
+        <w:rPr>
+          <w:rFonts w:ascii="Avenir Next" w:hAnsi="Avenir Next" w:cs="Avenir Next" w:eastAsia="Avenir Next"/>
+          <w:color w:val="1A1A1A"/>
           <w:sz w:val="21"/>
           <w:szCs w:val="21"/>
-        </w:rPr>
-        <w:t xml:space="preserve">Sides: 12, </w:t>
+          <w:u w:val="single"/>
+        </w:rPr>
+        <w:t xml:space="preserve">                </w:t>
+      </w:r>
+      <w:r>
+        <w:rPr>
+          <w:rFonts w:ascii="Avenir Next" w:hAnsi="Avenir Next" w:cs="Avenir Next" w:eastAsia="Avenir Next"/>
+          <w:color w:val="1A1A1A"/>
+          <w:sz w:val="22"/>
+          <w:szCs w:val="21"/>
+        </w:rPr>
+        <w:t xml:space="preserve">, 12, </w:t>
       </w:r>
       <w:r>
         <w:rPr>
@@ -827,26 +855,7 @@
         <w:rPr>
           <w:rFonts w:ascii="Avenir Next" w:hAnsi="Avenir Next" w:cs="Avenir Next" w:eastAsia="Avenir Next"/>
           <w:color w:val="1A1A1A"/>
-          <w:sz w:val="21"/>
-          <w:szCs w:val="21"/>
-        </w:rPr>
-        <w:t xml:space="preserve">, 12, </w:t>
-      </w:r>
-      <w:r>
-        <w:rPr>
-          <w:rFonts w:ascii="Avenir Next" w:hAnsi="Avenir Next" w:cs="Avenir Next" w:eastAsia="Avenir Next"/>
-          <w:color w:val="1A1A1A"/>
-          <w:sz w:val="21"/>
-          <w:szCs w:val="21"/>
-          <w:u w:val="single"/>
-        </w:rPr>
-        <w:t xml:space="preserve">                </w:t>
-      </w:r>
-      <w:r>
-        <w:rPr>
-          <w:rFonts w:ascii="Avenir Next" w:hAnsi="Avenir Next" w:cs="Avenir Next" w:eastAsia="Avenir Next"/>
-          <w:color w:val="1A1A1A"/>
-          <w:sz w:val="21"/>
+          <w:sz w:val="22"/>
           <w:szCs w:val="21"/>
         </w:rPr>
         <w:t xml:space="preserve">.</w:t>
@@ -866,35 +875,35 @@
           <w:rFonts w:ascii="Avenir Next" w:hAnsi="Avenir Next" w:cs="Avenir Next" w:eastAsia="Avenir Next"/>
           <w:b/>
           <w:color w:val="003A70"/>
+          <w:sz w:val="22"/>
+          <w:szCs w:val="18"/>
+        </w:rPr>
+        <w:t xml:space="preserve">Step 2</w:t>
+      </w:r>
+      <w:r>
+        <w:rPr>
+          <w:rFonts w:ascii="Avenir Next" w:hAnsi="Avenir Next" w:cs="Avenir Next" w:eastAsia="Avenir Next"/>
+          <w:color w:val="1A1A1A"/>
           <w:sz w:val="18"/>
           <w:szCs w:val="18"/>
         </w:rPr>
-        <w:t xml:space="preserve">Step 2</w:t>
-      </w:r>
-      <w:r>
-        <w:rPr>
-          <w:rFonts w:ascii="Avenir Next" w:hAnsi="Avenir Next" w:cs="Avenir Next" w:eastAsia="Avenir Next"/>
-          <w:color w:val="1A1A1A"/>
-          <w:sz w:val="18"/>
-          <w:szCs w:val="18"/>
-        </w:rPr>
         <w:tab/>
       </w:r>
       <w:r>
         <w:rPr>
           <w:rFonts w:ascii="Avenir Next" w:hAnsi="Avenir Next" w:cs="Avenir Next" w:eastAsia="Avenir Next"/>
           <w:color w:val="1A1A1A"/>
+          <w:sz w:val="22"/>
+          <w:szCs w:val="21"/>
+        </w:rPr>
+        <w:t xml:space="preserve">12 + 9 + 12 + 9 = </w:t>
+      </w:r>
+      <w:r>
+        <w:rPr>
+          <w:rFonts w:ascii="Avenir Next" w:hAnsi="Avenir Next" w:cs="Avenir Next" w:eastAsia="Avenir Next"/>
+          <w:color w:val="1A1A1A"/>
           <w:sz w:val="21"/>
           <w:szCs w:val="21"/>
-        </w:rPr>
-        <w:t xml:space="preserve">12 + 9 + 12 + 9 = </w:t>
-      </w:r>
-      <w:r>
-        <w:rPr>
-          <w:rFonts w:ascii="Avenir Next" w:hAnsi="Avenir Next" w:cs="Avenir Next" w:eastAsia="Avenir Next"/>
-          <w:color w:val="1A1A1A"/>
-          <w:sz w:val="21"/>
-          <w:szCs w:val="21"/>
           <w:u w:val="single"/>
         </w:rPr>
         <w:t xml:space="preserve">                </w:t>
@@ -903,7 +912,7 @@
         <w:rPr>
           <w:rFonts w:ascii="Avenir Next" w:hAnsi="Avenir Next" w:cs="Avenir Next" w:eastAsia="Avenir Next"/>
           <w:color w:val="1A1A1A"/>
-          <w:sz w:val="21"/>
+          <w:sz w:val="22"/>
           <w:szCs w:val="21"/>
         </w:rPr>
         <w:t xml:space="preserve">.</w:t>
@@ -923,35 +932,35 @@
           <w:rFonts w:ascii="Avenir Next" w:hAnsi="Avenir Next" w:cs="Avenir Next" w:eastAsia="Avenir Next"/>
           <w:b/>
           <w:color w:val="003A70"/>
+          <w:sz w:val="22"/>
+          <w:szCs w:val="18"/>
+        </w:rPr>
+        <w:t xml:space="preserve">Step 3</w:t>
+      </w:r>
+      <w:r>
+        <w:rPr>
+          <w:rFonts w:ascii="Avenir Next" w:hAnsi="Avenir Next" w:cs="Avenir Next" w:eastAsia="Avenir Next"/>
+          <w:color w:val="1A1A1A"/>
           <w:sz w:val="18"/>
           <w:szCs w:val="18"/>
         </w:rPr>
-        <w:t xml:space="preserve">Step 3</w:t>
-      </w:r>
-      <w:r>
-        <w:rPr>
-          <w:rFonts w:ascii="Avenir Next" w:hAnsi="Avenir Next" w:cs="Avenir Next" w:eastAsia="Avenir Next"/>
-          <w:color w:val="1A1A1A"/>
-          <w:sz w:val="18"/>
-          <w:szCs w:val="18"/>
-        </w:rPr>
         <w:tab/>
       </w:r>
       <w:r>
         <w:rPr>
           <w:rFonts w:ascii="Avenir Next" w:hAnsi="Avenir Next" w:cs="Avenir Next" w:eastAsia="Avenir Next"/>
           <w:color w:val="1A1A1A"/>
+          <w:sz w:val="22"/>
+          <w:szCs w:val="21"/>
+        </w:rPr>
+        <w:t xml:space="preserve">The perimeter is </w:t>
+      </w:r>
+      <w:r>
+        <w:rPr>
+          <w:rFonts w:ascii="Avenir Next" w:hAnsi="Avenir Next" w:cs="Avenir Next" w:eastAsia="Avenir Next"/>
+          <w:color w:val="1A1A1A"/>
           <w:sz w:val="21"/>
           <w:szCs w:val="21"/>
-        </w:rPr>
-        <w:t xml:space="preserve">The perimeter is </w:t>
-      </w:r>
-      <w:r>
-        <w:rPr>
-          <w:rFonts w:ascii="Avenir Next" w:hAnsi="Avenir Next" w:cs="Avenir Next" w:eastAsia="Avenir Next"/>
-          <w:color w:val="1A1A1A"/>
-          <w:sz w:val="21"/>
-          <w:szCs w:val="21"/>
           <w:u w:val="single"/>
         </w:rPr>
         <w:t xml:space="preserve">                </w:t>
@@ -960,7 +969,7 @@
         <w:rPr>
           <w:rFonts w:ascii="Avenir Next" w:hAnsi="Avenir Next" w:cs="Avenir Next" w:eastAsia="Avenir Next"/>
           <w:color w:val="1A1A1A"/>
-          <w:sz w:val="21"/>
+          <w:sz w:val="22"/>
           <w:szCs w:val="21"/>
         </w:rPr>
         <w:t xml:space="preserve"> ft.</w:t>
@@ -1023,28 +1032,47 @@
           <w:rFonts w:ascii="Avenir Next" w:hAnsi="Avenir Next" w:cs="Avenir Next" w:eastAsia="Avenir Next"/>
           <w:b/>
           <w:color w:val="003A70"/>
+          <w:sz w:val="22"/>
+          <w:szCs w:val="18"/>
+        </w:rPr>
+        <w:t xml:space="preserve">Step 1</w:t>
+      </w:r>
+      <w:r>
+        <w:rPr>
+          <w:rFonts w:ascii="Avenir Next" w:hAnsi="Avenir Next" w:cs="Avenir Next" w:eastAsia="Avenir Next"/>
+          <w:color w:val="1A1A1A"/>
           <w:sz w:val="18"/>
           <w:szCs w:val="18"/>
         </w:rPr>
-        <w:t xml:space="preserve">Step 1</w:t>
-      </w:r>
-      <w:r>
-        <w:rPr>
-          <w:rFonts w:ascii="Avenir Next" w:hAnsi="Avenir Next" w:cs="Avenir Next" w:eastAsia="Avenir Next"/>
-          <w:color w:val="1A1A1A"/>
-          <w:sz w:val="18"/>
-          <w:szCs w:val="18"/>
-        </w:rPr>
         <w:tab/>
       </w:r>
       <w:r>
         <w:rPr>
           <w:rFonts w:ascii="Avenir Next" w:hAnsi="Avenir Next" w:cs="Avenir Next" w:eastAsia="Avenir Next"/>
           <w:color w:val="1A1A1A"/>
+          <w:sz w:val="22"/>
+          <w:szCs w:val="21"/>
+        </w:rPr>
+        <w:t xml:space="preserve">Sides: 8.5, 4, </w:t>
+      </w:r>
+      <w:r>
+        <w:rPr>
+          <w:rFonts w:ascii="Avenir Next" w:hAnsi="Avenir Next" w:cs="Avenir Next" w:eastAsia="Avenir Next"/>
+          <w:color w:val="1A1A1A"/>
           <w:sz w:val="21"/>
           <w:szCs w:val="21"/>
-        </w:rPr>
-        <w:t xml:space="preserve">Sides: 8.5, 4, </w:t>
+          <w:u w:val="single"/>
+        </w:rPr>
+        <w:t xml:space="preserve">                </w:t>
+      </w:r>
+      <w:r>
+        <w:rPr>
+          <w:rFonts w:ascii="Avenir Next" w:hAnsi="Avenir Next" w:cs="Avenir Next" w:eastAsia="Avenir Next"/>
+          <w:color w:val="1A1A1A"/>
+          <w:sz w:val="22"/>
+          <w:szCs w:val="21"/>
+        </w:rPr>
+        <w:t xml:space="preserve">, </w:t>
       </w:r>
       <w:r>
         <w:rPr>
@@ -1060,26 +1088,7 @@
         <w:rPr>
           <w:rFonts w:ascii="Avenir Next" w:hAnsi="Avenir Next" w:cs="Avenir Next" w:eastAsia="Avenir Next"/>
           <w:color w:val="1A1A1A"/>
-          <w:sz w:val="21"/>
-          <w:szCs w:val="21"/>
-        </w:rPr>
-        <w:t xml:space="preserve">, </w:t>
-      </w:r>
-      <w:r>
-        <w:rPr>
-          <w:rFonts w:ascii="Avenir Next" w:hAnsi="Avenir Next" w:cs="Avenir Next" w:eastAsia="Avenir Next"/>
-          <w:color w:val="1A1A1A"/>
-          <w:sz w:val="21"/>
-          <w:szCs w:val="21"/>
-          <w:u w:val="single"/>
-        </w:rPr>
-        <w:t xml:space="preserve">                </w:t>
-      </w:r>
-      <w:r>
-        <w:rPr>
-          <w:rFonts w:ascii="Avenir Next" w:hAnsi="Avenir Next" w:cs="Avenir Next" w:eastAsia="Avenir Next"/>
-          <w:color w:val="1A1A1A"/>
-          <w:sz w:val="21"/>
+          <w:sz w:val="22"/>
           <w:szCs w:val="21"/>
         </w:rPr>
         <w:t xml:space="preserve">.</w:t>
@@ -1099,35 +1108,35 @@
           <w:rFonts w:ascii="Avenir Next" w:hAnsi="Avenir Next" w:cs="Avenir Next" w:eastAsia="Avenir Next"/>
           <w:b/>
           <w:color w:val="003A70"/>
+          <w:sz w:val="22"/>
+          <w:szCs w:val="18"/>
+        </w:rPr>
+        <w:t xml:space="preserve">Step 2</w:t>
+      </w:r>
+      <w:r>
+        <w:rPr>
+          <w:rFonts w:ascii="Avenir Next" w:hAnsi="Avenir Next" w:cs="Avenir Next" w:eastAsia="Avenir Next"/>
+          <w:color w:val="1A1A1A"/>
           <w:sz w:val="18"/>
           <w:szCs w:val="18"/>
         </w:rPr>
-        <w:t xml:space="preserve">Step 2</w:t>
-      </w:r>
-      <w:r>
-        <w:rPr>
-          <w:rFonts w:ascii="Avenir Next" w:hAnsi="Avenir Next" w:cs="Avenir Next" w:eastAsia="Avenir Next"/>
-          <w:color w:val="1A1A1A"/>
-          <w:sz w:val="18"/>
-          <w:szCs w:val="18"/>
-        </w:rPr>
         <w:tab/>
       </w:r>
       <w:r>
         <w:rPr>
           <w:rFonts w:ascii="Avenir Next" w:hAnsi="Avenir Next" w:cs="Avenir Next" w:eastAsia="Avenir Next"/>
           <w:color w:val="1A1A1A"/>
+          <w:sz w:val="22"/>
+          <w:szCs w:val="21"/>
+        </w:rPr>
+        <w:t xml:space="preserve">8.5 + 4 + 8.5 + 4 = </w:t>
+      </w:r>
+      <w:r>
+        <w:rPr>
+          <w:rFonts w:ascii="Avenir Next" w:hAnsi="Avenir Next" w:cs="Avenir Next" w:eastAsia="Avenir Next"/>
+          <w:color w:val="1A1A1A"/>
           <w:sz w:val="21"/>
           <w:szCs w:val="21"/>
-        </w:rPr>
-        <w:t xml:space="preserve">8.5 + 4 + 8.5 + 4 = </w:t>
-      </w:r>
-      <w:r>
-        <w:rPr>
-          <w:rFonts w:ascii="Avenir Next" w:hAnsi="Avenir Next" w:cs="Avenir Next" w:eastAsia="Avenir Next"/>
-          <w:color w:val="1A1A1A"/>
-          <w:sz w:val="21"/>
-          <w:szCs w:val="21"/>
           <w:u w:val="single"/>
         </w:rPr>
         <w:t xml:space="preserve">                </w:t>
@@ -1136,7 +1145,7 @@
         <w:rPr>
           <w:rFonts w:ascii="Avenir Next" w:hAnsi="Avenir Next" w:cs="Avenir Next" w:eastAsia="Avenir Next"/>
           <w:color w:val="1A1A1A"/>
-          <w:sz w:val="21"/>
+          <w:sz w:val="22"/>
           <w:szCs w:val="21"/>
         </w:rPr>
         <w:t xml:space="preserve">.</w:t>
@@ -1156,35 +1165,35 @@
           <w:rFonts w:ascii="Avenir Next" w:hAnsi="Avenir Next" w:cs="Avenir Next" w:eastAsia="Avenir Next"/>
           <w:b/>
           <w:color w:val="003A70"/>
+          <w:sz w:val="22"/>
+          <w:szCs w:val="18"/>
+        </w:rPr>
+        <w:t xml:space="preserve">Step 3</w:t>
+      </w:r>
+      <w:r>
+        <w:rPr>
+          <w:rFonts w:ascii="Avenir Next" w:hAnsi="Avenir Next" w:cs="Avenir Next" w:eastAsia="Avenir Next"/>
+          <w:color w:val="1A1A1A"/>
           <w:sz w:val="18"/>
           <w:szCs w:val="18"/>
         </w:rPr>
-        <w:t xml:space="preserve">Step 3</w:t>
-      </w:r>
-      <w:r>
-        <w:rPr>
-          <w:rFonts w:ascii="Avenir Next" w:hAnsi="Avenir Next" w:cs="Avenir Next" w:eastAsia="Avenir Next"/>
-          <w:color w:val="1A1A1A"/>
-          <w:sz w:val="18"/>
-          <w:szCs w:val="18"/>
-        </w:rPr>
         <w:tab/>
       </w:r>
       <w:r>
         <w:rPr>
           <w:rFonts w:ascii="Avenir Next" w:hAnsi="Avenir Next" w:cs="Avenir Next" w:eastAsia="Avenir Next"/>
           <w:color w:val="1A1A1A"/>
+          <w:sz w:val="22"/>
+          <w:szCs w:val="21"/>
+        </w:rPr>
+        <w:t xml:space="preserve">The perimeter is </w:t>
+      </w:r>
+      <w:r>
+        <w:rPr>
+          <w:rFonts w:ascii="Avenir Next" w:hAnsi="Avenir Next" w:cs="Avenir Next" w:eastAsia="Avenir Next"/>
+          <w:color w:val="1A1A1A"/>
           <w:sz w:val="21"/>
           <w:szCs w:val="21"/>
-        </w:rPr>
-        <w:t xml:space="preserve">The perimeter is </w:t>
-      </w:r>
-      <w:r>
-        <w:rPr>
-          <w:rFonts w:ascii="Avenir Next" w:hAnsi="Avenir Next" w:cs="Avenir Next" w:eastAsia="Avenir Next"/>
-          <w:color w:val="1A1A1A"/>
-          <w:sz w:val="21"/>
-          <w:szCs w:val="21"/>
           <w:u w:val="single"/>
         </w:rPr>
         <w:t xml:space="preserve">                </w:t>
@@ -1193,7 +1202,7 @@
         <w:rPr>
           <w:rFonts w:ascii="Avenir Next" w:hAnsi="Avenir Next" w:cs="Avenir Next" w:eastAsia="Avenir Next"/>
           <w:color w:val="1A1A1A"/>
-          <w:sz w:val="21"/>
+          <w:sz w:val="22"/>
           <w:szCs w:val="21"/>
         </w:rPr>
         <w:t xml:space="preserve"> yd.</w:t>
@@ -1206,6 +1215,7 @@
     </w:p>
     <w:p>
       <w:pPr>
+        <w:pStyle w:val="Heading2"/>
         <w:keepNext/>
         <w:pBdr>
           <w:bottom w:val="single" w:sz="8" w:space="3" w:color="003A70"/>
@@ -1221,7 +1231,7 @@
           <w:b/>
           <w:color w:val="003A70"/>
           <w:spacing w:val="14"/>
-          <w:sz w:val="19"/>
+          <w:sz w:val="22"/>
           <w:szCs w:val="19"/>
         </w:rPr>
         <w:t xml:space="preserve">YOUR TURN</w:t>
@@ -1240,7 +1250,7 @@
           <w:rFonts w:ascii="Avenir Next" w:hAnsi="Avenir Next" w:cs="Avenir Next" w:eastAsia="Avenir Next"/>
           <w:i/>
           <w:color w:val="5A5F66"/>
-          <w:sz w:val="17"/>
+          <w:sz w:val="22"/>
           <w:szCs w:val="17"/>
         </w:rPr>
         <w:t xml:space="preserve">use the steps on your own</w:t>
@@ -1412,7 +1422,7 @@
                       <w:szCs w:val="22"/>
                       <w:u w:val="single"/>
                     </w:rPr>
-                    <w:t xml:space="preserve">        </w:t>
+                    <w:t xml:space="preserve">            </w:t>
                   </w:r>
                 </w:p>
               </w:tc>
@@ -1474,7 +1484,7 @@
                       <w:szCs w:val="22"/>
                       <w:u w:val="single"/>
                     </w:rPr>
-                    <w:t xml:space="preserve">        </w:t>
+                    <w:t xml:space="preserve">            </w:t>
                   </w:r>
                 </w:p>
               </w:tc>
@@ -1536,7 +1546,7 @@
                       <w:szCs w:val="22"/>
                       <w:u w:val="single"/>
                     </w:rPr>
-                    <w:t xml:space="preserve">        </w:t>
+                    <w:t xml:space="preserve">            </w:t>
                   </w:r>
                 </w:p>
               </w:tc>
@@ -1604,7 +1614,7 @@
                       <w:szCs w:val="22"/>
                       <w:u w:val="single"/>
                     </w:rPr>
-                    <w:t xml:space="preserve">        </w:t>
+                    <w:t xml:space="preserve">            </w:t>
                   </w:r>
                 </w:p>
               </w:tc>
@@ -1666,7 +1676,7 @@
                       <w:szCs w:val="22"/>
                       <w:u w:val="single"/>
                     </w:rPr>
-                    <w:t xml:space="preserve">        </w:t>
+                    <w:t xml:space="preserve">            </w:t>
                   </w:r>
                 </w:p>
               </w:tc>
@@ -1728,7 +1738,7 @@
                       <w:szCs w:val="22"/>
                       <w:u w:val="single"/>
                     </w:rPr>
-                    <w:t xml:space="preserve">        </w:t>
+                    <w:t xml:space="preserve">            </w:t>
                   </w:r>
                 </w:p>
               </w:tc>
@@ -1760,7 +1770,7 @@
           <w:caps/>
           <w:color w:val="003A70"/>
           <w:spacing w:val="12"/>
-          <w:sz w:val="19"/>
+          <w:sz w:val="22"/>
           <w:szCs w:val="19"/>
         </w:rPr>
         <w:t xml:space="preserve">Lesson 7-7  ·  Session 1  ·  Prerequisite Practice A  ·  Skill 2 of 2</w:t>
@@ -1768,6 +1778,7 @@
     </w:p>
     <w:p>
       <w:pPr>
+        <w:pStyle w:val="Heading1"/>
         <w:keepNext/>
         <w:spacing w:before="0" w:after="10" w:line="240" w:lineRule="auto"/>
       </w:pPr>
@@ -1793,7 +1804,7 @@
         <w:rPr>
           <w:rFonts w:ascii="Avenir Next" w:hAnsi="Avenir Next" w:cs="Avenir Next" w:eastAsia="Avenir Next"/>
           <w:color w:val="5A5F66"/>
-          <w:sz w:val="17"/>
+          <w:sz w:val="22"/>
           <w:szCs w:val="17"/>
         </w:rPr>
         <w:t xml:space="preserve">Builds on Grade 4 · 4.MD.A.3</w:t>
@@ -1836,6 +1847,7 @@
           </w:tcPr>
           <w:p>
             <w:pPr>
+              <w:pStyle w:val="Heading2"/>
               <w:spacing w:before="0" w:after="0" w:line="252" w:lineRule="auto"/>
             </w:pPr>
             <w:r>
@@ -1865,7 +1877,7 @@
               <w:rPr>
                 <w:rFonts w:ascii="Avenir Next" w:hAnsi="Avenir Next" w:cs="Avenir Next" w:eastAsia="Avenir Next"/>
                 <w:color w:val="1A1A1A"/>
-                <w:sz w:val="20"/>
+                <w:sz w:val="22"/>
                 <w:szCs w:val="20"/>
               </w:rPr>
               <w:t xml:space="preserve">You will find the area of a deck that is 13 yd by 7 yd.</w:t>
@@ -1885,6 +1897,7 @@
           </w:tcPr>
           <w:p>
             <w:pPr>
+              <w:pStyle w:val="Heading2"/>
               <w:spacing w:before="0" w:after="0" w:line="252" w:lineRule="auto"/>
             </w:pPr>
             <w:r>
@@ -1914,7 +1927,7 @@
               <w:rPr>
                 <w:rFonts w:ascii="Avenir Next" w:hAnsi="Avenir Next" w:cs="Avenir Next" w:eastAsia="Avenir Next"/>
                 <w:color w:val="1A1A1A"/>
-                <w:sz w:val="20"/>
+                <w:sz w:val="22"/>
                 <w:szCs w:val="20"/>
               </w:rPr>
               <w:t xml:space="preserve">Multiply length × width, like 13 × 7.  </w:t>
@@ -1924,7 +1937,7 @@
                 <w:rFonts w:ascii="Avenir Next" w:hAnsi="Avenir Next" w:cs="Avenir Next" w:eastAsia="Avenir Next"/>
                 <w:b/>
                 <w:color w:val="1A1A1A"/>
-                <w:sz w:val="20"/>
+                <w:sz w:val="22"/>
                 <w:szCs w:val="20"/>
               </w:rPr>
               <w:t xml:space="preserve">You will use it in Practice Form A, problems 1, 6 and 8.</w:t>
@@ -1935,6 +1948,7 @@
     </w:tbl>
     <w:p>
       <w:pPr>
+        <w:pStyle w:val="Heading2"/>
         <w:keepNext/>
         <w:pBdr>
           <w:bottom w:val="single" w:sz="8" w:space="3" w:color="003A70"/>
@@ -1950,7 +1964,7 @@
           <w:b/>
           <w:color w:val="003A70"/>
           <w:spacing w:val="14"/>
-          <w:sz w:val="19"/>
+          <w:sz w:val="22"/>
           <w:szCs w:val="19"/>
         </w:rPr>
         <w:t xml:space="preserve">STEPS TO FOLLOW</w:t>
@@ -1969,7 +1983,7 @@
           <w:rFonts w:ascii="Avenir Next" w:hAnsi="Avenir Next" w:cs="Avenir Next" w:eastAsia="Avenir Next"/>
           <w:i/>
           <w:color w:val="5A5F66"/>
-          <w:sz w:val="17"/>
+          <w:sz w:val="22"/>
           <w:szCs w:val="17"/>
         </w:rPr>
         <w:t xml:space="preserve">use these same steps on every problem</w:t>
@@ -2011,6 +2025,7 @@
           </w:tcPr>
           <w:p>
             <w:pPr>
+              <w:pStyle w:val="Heading1"/>
               <w:spacing w:before="0" w:after="0" w:line="240" w:lineRule="auto"/>
               <w:jc w:val="center"/>
             </w:pPr>
@@ -2040,7 +2055,7 @@
                 <w:rFonts w:ascii="Avenir Next" w:hAnsi="Avenir Next" w:cs="Avenir Next" w:eastAsia="Avenir Next"/>
                 <w:b/>
                 <w:color w:val="1A1A1A"/>
-                <w:sz w:val="21"/>
+                <w:sz w:val="22"/>
                 <w:szCs w:val="21"/>
               </w:rPr>
               <w:t xml:space="preserve">Find</w:t>
@@ -2049,7 +2064,7 @@
               <w:rPr>
                 <w:rFonts w:ascii="Avenir Next" w:hAnsi="Avenir Next" w:cs="Avenir Next" w:eastAsia="Avenir Next"/>
                 <w:color w:val="1A1A1A"/>
-                <w:sz w:val="21"/>
+                <w:sz w:val="22"/>
                 <w:szCs w:val="21"/>
               </w:rPr>
               <w:t xml:space="preserve"> the length and the width.</w:t>
@@ -2068,6 +2083,7 @@
           </w:tcPr>
           <w:p>
             <w:pPr>
+              <w:pStyle w:val="Heading1"/>
               <w:spacing w:before="0" w:after="0" w:line="240" w:lineRule="auto"/>
               <w:jc w:val="center"/>
             </w:pPr>
@@ -2097,7 +2113,7 @@
                 <w:rFonts w:ascii="Avenir Next" w:hAnsi="Avenir Next" w:cs="Avenir Next" w:eastAsia="Avenir Next"/>
                 <w:b/>
                 <w:color w:val="1A1A1A"/>
-                <w:sz w:val="21"/>
+                <w:sz w:val="22"/>
                 <w:szCs w:val="21"/>
               </w:rPr>
               <w:t xml:space="preserve">Multiply</w:t>
@@ -2106,7 +2122,7 @@
               <w:rPr>
                 <w:rFonts w:ascii="Avenir Next" w:hAnsi="Avenir Next" w:cs="Avenir Next" w:eastAsia="Avenir Next"/>
                 <w:color w:val="1A1A1A"/>
-                <w:sz w:val="21"/>
+                <w:sz w:val="22"/>
                 <w:szCs w:val="21"/>
               </w:rPr>
               <w:t xml:space="preserve"> length × width. Split a two-digit number into tens and ones.</w:t>
@@ -2125,6 +2141,7 @@
           </w:tcPr>
           <w:p>
             <w:pPr>
+              <w:pStyle w:val="Heading1"/>
               <w:spacing w:before="0" w:after="0" w:line="240" w:lineRule="auto"/>
               <w:jc w:val="center"/>
             </w:pPr>
@@ -2154,7 +2171,7 @@
                 <w:rFonts w:ascii="Avenir Next" w:hAnsi="Avenir Next" w:cs="Avenir Next" w:eastAsia="Avenir Next"/>
                 <w:b/>
                 <w:color w:val="1A1A1A"/>
-                <w:sz w:val="21"/>
+                <w:sz w:val="22"/>
                 <w:szCs w:val="21"/>
               </w:rPr>
               <w:t xml:space="preserve">Label</w:t>
@@ -2163,7 +2180,7 @@
               <w:rPr>
                 <w:rFonts w:ascii="Avenir Next" w:hAnsi="Avenir Next" w:cs="Avenir Next" w:eastAsia="Avenir Next"/>
                 <w:color w:val="1A1A1A"/>
-                <w:sz w:val="21"/>
+                <w:sz w:val="22"/>
                 <w:szCs w:val="21"/>
               </w:rPr>
               <w:t xml:space="preserve"> the answer in square units.</w:t>
@@ -2174,6 +2191,7 @@
     </w:tbl>
     <w:p>
       <w:pPr>
+        <w:pStyle w:val="Heading2"/>
         <w:keepNext/>
         <w:pBdr>
           <w:bottom w:val="single" w:sz="8" w:space="3" w:color="003A70"/>
@@ -2189,7 +2207,7 @@
           <w:b/>
           <w:color w:val="003A70"/>
           <w:spacing w:val="14"/>
-          <w:sz w:val="19"/>
+          <w:sz w:val="22"/>
           <w:szCs w:val="19"/>
         </w:rPr>
         <w:t xml:space="preserve">WATCH ME</w:t>
@@ -2208,7 +2226,7 @@
           <w:rFonts w:ascii="Avenir Next" w:hAnsi="Avenir Next" w:cs="Avenir Next" w:eastAsia="Avenir Next"/>
           <w:i/>
           <w:color w:val="5A5F66"/>
-          <w:sz w:val="17"/>
+          <w:sz w:val="22"/>
           <w:szCs w:val="17"/>
         </w:rPr>
         <w:t xml:space="preserve">the steps in action</w:t>
@@ -2223,7 +2241,7 @@
           <w:rFonts w:ascii="Avenir Next" w:hAnsi="Avenir Next" w:cs="Avenir Next" w:eastAsia="Avenir Next"/>
           <w:b/>
           <w:color w:val="1A1A1A"/>
-          <w:sz w:val="21"/>
+          <w:sz w:val="22"/>
           <w:szCs w:val="21"/>
         </w:rPr>
         <w:t xml:space="preserve">A rectangle is 15 units by 9 units. Find its area.</w:t>
@@ -2242,25 +2260,25 @@
           <w:rFonts w:ascii="Avenir Next" w:hAnsi="Avenir Next" w:cs="Avenir Next" w:eastAsia="Avenir Next"/>
           <w:b/>
           <w:color w:val="003A70"/>
+          <w:sz w:val="22"/>
+          <w:szCs w:val="19"/>
+        </w:rPr>
+        <w:t xml:space="preserve">Step 1</w:t>
+      </w:r>
+      <w:r>
+        <w:rPr>
+          <w:rFonts w:ascii="Avenir Next" w:hAnsi="Avenir Next" w:cs="Avenir Next" w:eastAsia="Avenir Next"/>
+          <w:color w:val="1A1A1A"/>
           <w:sz w:val="19"/>
           <w:szCs w:val="19"/>
         </w:rPr>
-        <w:t xml:space="preserve">Step 1</w:t>
-      </w:r>
-      <w:r>
-        <w:rPr>
-          <w:rFonts w:ascii="Avenir Next" w:hAnsi="Avenir Next" w:cs="Avenir Next" w:eastAsia="Avenir Next"/>
-          <w:color w:val="1A1A1A"/>
-          <w:sz w:val="19"/>
-          <w:szCs w:val="19"/>
-        </w:rPr>
         <w:tab/>
       </w:r>
       <w:r>
         <w:rPr>
           <w:rFonts w:ascii="Avenir Next" w:hAnsi="Avenir Next" w:cs="Avenir Next" w:eastAsia="Avenir Next"/>
           <w:color w:val="1A1A1A"/>
-          <w:sz w:val="21"/>
+          <w:sz w:val="22"/>
           <w:szCs w:val="21"/>
         </w:rPr>
         <w:t xml:space="preserve">Length 15, width 9.</w:t>
@@ -2279,25 +2297,25 @@
           <w:rFonts w:ascii="Avenir Next" w:hAnsi="Avenir Next" w:cs="Avenir Next" w:eastAsia="Avenir Next"/>
           <w:b/>
           <w:color w:val="003A70"/>
+          <w:sz w:val="22"/>
+          <w:szCs w:val="19"/>
+        </w:rPr>
+        <w:t xml:space="preserve">Step 2</w:t>
+      </w:r>
+      <w:r>
+        <w:rPr>
+          <w:rFonts w:ascii="Avenir Next" w:hAnsi="Avenir Next" w:cs="Avenir Next" w:eastAsia="Avenir Next"/>
+          <w:color w:val="1A1A1A"/>
           <w:sz w:val="19"/>
           <w:szCs w:val="19"/>
         </w:rPr>
-        <w:t xml:space="preserve">Step 2</w:t>
-      </w:r>
-      <w:r>
-        <w:rPr>
-          <w:rFonts w:ascii="Avenir Next" w:hAnsi="Avenir Next" w:cs="Avenir Next" w:eastAsia="Avenir Next"/>
-          <w:color w:val="1A1A1A"/>
-          <w:sz w:val="19"/>
-          <w:szCs w:val="19"/>
-        </w:rPr>
         <w:tab/>
       </w:r>
       <w:r>
         <w:rPr>
           <w:rFonts w:ascii="Avenir Next" w:hAnsi="Avenir Next" w:cs="Avenir Next" w:eastAsia="Avenir Next"/>
           <w:color w:val="1A1A1A"/>
-          <w:sz w:val="21"/>
+          <w:sz w:val="22"/>
           <w:szCs w:val="21"/>
         </w:rPr>
         <w:t xml:space="preserve">15 × 9 = 10 × 9 + 5 × 9 = 90 + 45 = 135.</w:t>
@@ -2316,25 +2334,25 @@
           <w:rFonts w:ascii="Avenir Next" w:hAnsi="Avenir Next" w:cs="Avenir Next" w:eastAsia="Avenir Next"/>
           <w:b/>
           <w:color w:val="003A70"/>
+          <w:sz w:val="22"/>
+          <w:szCs w:val="19"/>
+        </w:rPr>
+        <w:t xml:space="preserve">Step 3</w:t>
+      </w:r>
+      <w:r>
+        <w:rPr>
+          <w:rFonts w:ascii="Avenir Next" w:hAnsi="Avenir Next" w:cs="Avenir Next" w:eastAsia="Avenir Next"/>
+          <w:color w:val="1A1A1A"/>
           <w:sz w:val="19"/>
           <w:szCs w:val="19"/>
         </w:rPr>
-        <w:t xml:space="preserve">Step 3</w:t>
-      </w:r>
-      <w:r>
-        <w:rPr>
-          <w:rFonts w:ascii="Avenir Next" w:hAnsi="Avenir Next" w:cs="Avenir Next" w:eastAsia="Avenir Next"/>
-          <w:color w:val="1A1A1A"/>
-          <w:sz w:val="19"/>
-          <w:szCs w:val="19"/>
-        </w:rPr>
         <w:tab/>
       </w:r>
       <w:r>
         <w:rPr>
           <w:rFonts w:ascii="Avenir Next" w:hAnsi="Avenir Next" w:cs="Avenir Next" w:eastAsia="Avenir Next"/>
           <w:color w:val="1A1A1A"/>
-          <w:sz w:val="21"/>
+          <w:sz w:val="22"/>
           <w:szCs w:val="21"/>
         </w:rPr>
         <w:t xml:space="preserve">The area is 135 square units.</w:t>
@@ -2353,18 +2371,18 @@
           <w:rFonts w:ascii="Avenir Next" w:hAnsi="Avenir Next" w:cs="Avenir Next" w:eastAsia="Avenir Next"/>
           <w:b/>
           <w:color w:val="1A1A1A"/>
+          <w:sz w:val="22"/>
+          <w:szCs w:val="21"/>
+        </w:rPr>
+        <w:t xml:space="preserve">Answer</w:t>
+      </w:r>
+      <w:r>
+        <w:rPr>
+          <w:rFonts w:ascii="Avenir Next" w:hAnsi="Avenir Next" w:cs="Avenir Next" w:eastAsia="Avenir Next"/>
+          <w:color w:val="1A1A1A"/>
           <w:sz w:val="21"/>
           <w:szCs w:val="21"/>
         </w:rPr>
-        <w:t xml:space="preserve">Answer</w:t>
-      </w:r>
-      <w:r>
-        <w:rPr>
-          <w:rFonts w:ascii="Avenir Next" w:hAnsi="Avenir Next" w:cs="Avenir Next" w:eastAsia="Avenir Next"/>
-          <w:color w:val="1A1A1A"/>
-          <w:sz w:val="21"/>
-          <w:szCs w:val="21"/>
-        </w:rPr>
         <w:tab/>
       </w:r>
       <w:r>
@@ -2372,7 +2390,7 @@
           <w:rFonts w:ascii="Avenir Next" w:hAnsi="Avenir Next" w:cs="Avenir Next" w:eastAsia="Avenir Next"/>
           <w:b/>
           <w:color w:val="1A1A1A"/>
-          <w:sz w:val="21"/>
+          <w:sz w:val="22"/>
           <w:szCs w:val="21"/>
         </w:rPr>
         <w:t xml:space="preserve">135 square units</w:t>
@@ -2380,6 +2398,7 @@
     </w:p>
     <w:p>
       <w:pPr>
+        <w:pStyle w:val="Heading2"/>
         <w:keepNext/>
         <w:pBdr>
           <w:bottom w:val="single" w:sz="8" w:space="3" w:color="003A70"/>
@@ -2395,7 +2414,7 @@
           <w:b/>
           <w:color w:val="003A70"/>
           <w:spacing w:val="14"/>
-          <w:sz w:val="19"/>
+          <w:sz w:val="22"/>
           <w:szCs w:val="19"/>
         </w:rPr>
         <w:t xml:space="preserve">TRY IT WITH HELP</w:t>
@@ -2414,7 +2433,7 @@
           <w:rFonts w:ascii="Avenir Next" w:hAnsi="Avenir Next" w:cs="Avenir Next" w:eastAsia="Avenir Next"/>
           <w:i/>
           <w:color w:val="5A5F66"/>
-          <w:sz w:val="17"/>
+          <w:sz w:val="22"/>
           <w:szCs w:val="17"/>
         </w:rPr>
         <w:t xml:space="preserve">fill in each step</w:t>
@@ -2472,28 +2491,47 @@
           <w:rFonts w:ascii="Avenir Next" w:hAnsi="Avenir Next" w:cs="Avenir Next" w:eastAsia="Avenir Next"/>
           <w:b/>
           <w:color w:val="003A70"/>
+          <w:sz w:val="22"/>
+          <w:szCs w:val="18"/>
+        </w:rPr>
+        <w:t xml:space="preserve">Step 1</w:t>
+      </w:r>
+      <w:r>
+        <w:rPr>
+          <w:rFonts w:ascii="Avenir Next" w:hAnsi="Avenir Next" w:cs="Avenir Next" w:eastAsia="Avenir Next"/>
+          <w:color w:val="1A1A1A"/>
           <w:sz w:val="18"/>
           <w:szCs w:val="18"/>
         </w:rPr>
-        <w:t xml:space="preserve">Step 1</w:t>
-      </w:r>
-      <w:r>
-        <w:rPr>
-          <w:rFonts w:ascii="Avenir Next" w:hAnsi="Avenir Next" w:cs="Avenir Next" w:eastAsia="Avenir Next"/>
-          <w:color w:val="1A1A1A"/>
-          <w:sz w:val="18"/>
-          <w:szCs w:val="18"/>
-        </w:rPr>
         <w:tab/>
       </w:r>
       <w:r>
         <w:rPr>
           <w:rFonts w:ascii="Avenir Next" w:hAnsi="Avenir Next" w:cs="Avenir Next" w:eastAsia="Avenir Next"/>
           <w:color w:val="1A1A1A"/>
+          <w:sz w:val="22"/>
+          <w:szCs w:val="21"/>
+        </w:rPr>
+        <w:t xml:space="preserve">Length </w:t>
+      </w:r>
+      <w:r>
+        <w:rPr>
+          <w:rFonts w:ascii="Avenir Next" w:hAnsi="Avenir Next" w:cs="Avenir Next" w:eastAsia="Avenir Next"/>
+          <w:color w:val="1A1A1A"/>
           <w:sz w:val="21"/>
           <w:szCs w:val="21"/>
-        </w:rPr>
-        <w:t xml:space="preserve">Length </w:t>
+          <w:u w:val="single"/>
+        </w:rPr>
+        <w:t xml:space="preserve">                </w:t>
+      </w:r>
+      <w:r>
+        <w:rPr>
+          <w:rFonts w:ascii="Avenir Next" w:hAnsi="Avenir Next" w:cs="Avenir Next" w:eastAsia="Avenir Next"/>
+          <w:color w:val="1A1A1A"/>
+          <w:sz w:val="22"/>
+          <w:szCs w:val="21"/>
+        </w:rPr>
+        <w:t xml:space="preserve">, width </w:t>
       </w:r>
       <w:r>
         <w:rPr>
@@ -2509,26 +2547,7 @@
         <w:rPr>
           <w:rFonts w:ascii="Avenir Next" w:hAnsi="Avenir Next" w:cs="Avenir Next" w:eastAsia="Avenir Next"/>
           <w:color w:val="1A1A1A"/>
-          <w:sz w:val="21"/>
-          <w:szCs w:val="21"/>
-        </w:rPr>
-        <w:t xml:space="preserve">, width </w:t>
-      </w:r>
-      <w:r>
-        <w:rPr>
-          <w:rFonts w:ascii="Avenir Next" w:hAnsi="Avenir Next" w:cs="Avenir Next" w:eastAsia="Avenir Next"/>
-          <w:color w:val="1A1A1A"/>
-          <w:sz w:val="21"/>
-          <w:szCs w:val="21"/>
-          <w:u w:val="single"/>
-        </w:rPr>
-        <w:t xml:space="preserve">                </w:t>
-      </w:r>
-      <w:r>
-        <w:rPr>
-          <w:rFonts w:ascii="Avenir Next" w:hAnsi="Avenir Next" w:cs="Avenir Next" w:eastAsia="Avenir Next"/>
-          <w:color w:val="1A1A1A"/>
-          <w:sz w:val="21"/>
+          <w:sz w:val="22"/>
           <w:szCs w:val="21"/>
         </w:rPr>
         <w:t xml:space="preserve">.</w:t>
@@ -2548,28 +2567,47 @@
           <w:rFonts w:ascii="Avenir Next" w:hAnsi="Avenir Next" w:cs="Avenir Next" w:eastAsia="Avenir Next"/>
           <w:b/>
           <w:color w:val="003A70"/>
+          <w:sz w:val="22"/>
+          <w:szCs w:val="18"/>
+        </w:rPr>
+        <w:t xml:space="preserve">Step 2</w:t>
+      </w:r>
+      <w:r>
+        <w:rPr>
+          <w:rFonts w:ascii="Avenir Next" w:hAnsi="Avenir Next" w:cs="Avenir Next" w:eastAsia="Avenir Next"/>
+          <w:color w:val="1A1A1A"/>
           <w:sz w:val="18"/>
           <w:szCs w:val="18"/>
         </w:rPr>
-        <w:t xml:space="preserve">Step 2</w:t>
-      </w:r>
-      <w:r>
-        <w:rPr>
-          <w:rFonts w:ascii="Avenir Next" w:hAnsi="Avenir Next" w:cs="Avenir Next" w:eastAsia="Avenir Next"/>
-          <w:color w:val="1A1A1A"/>
-          <w:sz w:val="18"/>
-          <w:szCs w:val="18"/>
-        </w:rPr>
         <w:tab/>
       </w:r>
       <w:r>
         <w:rPr>
           <w:rFonts w:ascii="Avenir Next" w:hAnsi="Avenir Next" w:cs="Avenir Next" w:eastAsia="Avenir Next"/>
           <w:color w:val="1A1A1A"/>
+          <w:sz w:val="22"/>
+          <w:szCs w:val="21"/>
+        </w:rPr>
+        <w:t xml:space="preserve">13 × 7 = 70 + </w:t>
+      </w:r>
+      <w:r>
+        <w:rPr>
+          <w:rFonts w:ascii="Avenir Next" w:hAnsi="Avenir Next" w:cs="Avenir Next" w:eastAsia="Avenir Next"/>
+          <w:color w:val="1A1A1A"/>
           <w:sz w:val="21"/>
           <w:szCs w:val="21"/>
-        </w:rPr>
-        <w:t xml:space="preserve">13 × 7 = 70 + </w:t>
+          <w:u w:val="single"/>
+        </w:rPr>
+        <w:t xml:space="preserve">                </w:t>
+      </w:r>
+      <w:r>
+        <w:rPr>
+          <w:rFonts w:ascii="Avenir Next" w:hAnsi="Avenir Next" w:cs="Avenir Next" w:eastAsia="Avenir Next"/>
+          <w:color w:val="1A1A1A"/>
+          <w:sz w:val="22"/>
+          <w:szCs w:val="21"/>
+        </w:rPr>
+        <w:t xml:space="preserve"> = </w:t>
       </w:r>
       <w:r>
         <w:rPr>
@@ -2585,26 +2623,7 @@
         <w:rPr>
           <w:rFonts w:ascii="Avenir Next" w:hAnsi="Avenir Next" w:cs="Avenir Next" w:eastAsia="Avenir Next"/>
           <w:color w:val="1A1A1A"/>
-          <w:sz w:val="21"/>
-          <w:szCs w:val="21"/>
-        </w:rPr>
-        <w:t xml:space="preserve"> = </w:t>
-      </w:r>
-      <w:r>
-        <w:rPr>
-          <w:rFonts w:ascii="Avenir Next" w:hAnsi="Avenir Next" w:cs="Avenir Next" w:eastAsia="Avenir Next"/>
-          <w:color w:val="1A1A1A"/>
-          <w:sz w:val="21"/>
-          <w:szCs w:val="21"/>
-          <w:u w:val="single"/>
-        </w:rPr>
-        <w:t xml:space="preserve">                </w:t>
-      </w:r>
-      <w:r>
-        <w:rPr>
-          <w:rFonts w:ascii="Avenir Next" w:hAnsi="Avenir Next" w:cs="Avenir Next" w:eastAsia="Avenir Next"/>
-          <w:color w:val="1A1A1A"/>
-          <w:sz w:val="21"/>
+          <w:sz w:val="22"/>
           <w:szCs w:val="21"/>
         </w:rPr>
         <w:t xml:space="preserve">.</w:t>
@@ -2624,35 +2643,35 @@
           <w:rFonts w:ascii="Avenir Next" w:hAnsi="Avenir Next" w:cs="Avenir Next" w:eastAsia="Avenir Next"/>
           <w:b/>
           <w:color w:val="003A70"/>
+          <w:sz w:val="22"/>
+          <w:szCs w:val="18"/>
+        </w:rPr>
+        <w:t xml:space="preserve">Step 3</w:t>
+      </w:r>
+      <w:r>
+        <w:rPr>
+          <w:rFonts w:ascii="Avenir Next" w:hAnsi="Avenir Next" w:cs="Avenir Next" w:eastAsia="Avenir Next"/>
+          <w:color w:val="1A1A1A"/>
           <w:sz w:val="18"/>
           <w:szCs w:val="18"/>
         </w:rPr>
-        <w:t xml:space="preserve">Step 3</w:t>
-      </w:r>
-      <w:r>
-        <w:rPr>
-          <w:rFonts w:ascii="Avenir Next" w:hAnsi="Avenir Next" w:cs="Avenir Next" w:eastAsia="Avenir Next"/>
-          <w:color w:val="1A1A1A"/>
-          <w:sz w:val="18"/>
-          <w:szCs w:val="18"/>
-        </w:rPr>
         <w:tab/>
       </w:r>
       <w:r>
         <w:rPr>
           <w:rFonts w:ascii="Avenir Next" w:hAnsi="Avenir Next" w:cs="Avenir Next" w:eastAsia="Avenir Next"/>
           <w:color w:val="1A1A1A"/>
+          <w:sz w:val="22"/>
+          <w:szCs w:val="21"/>
+        </w:rPr>
+        <w:t xml:space="preserve">The area is </w:t>
+      </w:r>
+      <w:r>
+        <w:rPr>
+          <w:rFonts w:ascii="Avenir Next" w:hAnsi="Avenir Next" w:cs="Avenir Next" w:eastAsia="Avenir Next"/>
+          <w:color w:val="1A1A1A"/>
           <w:sz w:val="21"/>
           <w:szCs w:val="21"/>
-        </w:rPr>
-        <w:t xml:space="preserve">The area is </w:t>
-      </w:r>
-      <w:r>
-        <w:rPr>
-          <w:rFonts w:ascii="Avenir Next" w:hAnsi="Avenir Next" w:cs="Avenir Next" w:eastAsia="Avenir Next"/>
-          <w:color w:val="1A1A1A"/>
-          <w:sz w:val="21"/>
-          <w:szCs w:val="21"/>
           <w:u w:val="single"/>
         </w:rPr>
         <w:t xml:space="preserve">                </w:t>
@@ -2661,7 +2680,7 @@
         <w:rPr>
           <w:rFonts w:ascii="Avenir Next" w:hAnsi="Avenir Next" w:cs="Avenir Next" w:eastAsia="Avenir Next"/>
           <w:color w:val="1A1A1A"/>
-          <w:sz w:val="21"/>
+          <w:sz w:val="22"/>
           <w:szCs w:val="21"/>
         </w:rPr>
         <w:t xml:space="preserve"> square yards.</w:t>
@@ -2724,28 +2743,47 @@
           <w:rFonts w:ascii="Avenir Next" w:hAnsi="Avenir Next" w:cs="Avenir Next" w:eastAsia="Avenir Next"/>
           <w:b/>
           <w:color w:val="003A70"/>
+          <w:sz w:val="22"/>
+          <w:szCs w:val="18"/>
+        </w:rPr>
+        <w:t xml:space="preserve">Step 1</w:t>
+      </w:r>
+      <w:r>
+        <w:rPr>
+          <w:rFonts w:ascii="Avenir Next" w:hAnsi="Avenir Next" w:cs="Avenir Next" w:eastAsia="Avenir Next"/>
+          <w:color w:val="1A1A1A"/>
           <w:sz w:val="18"/>
           <w:szCs w:val="18"/>
         </w:rPr>
-        <w:t xml:space="preserve">Step 1</w:t>
-      </w:r>
-      <w:r>
-        <w:rPr>
-          <w:rFonts w:ascii="Avenir Next" w:hAnsi="Avenir Next" w:cs="Avenir Next" w:eastAsia="Avenir Next"/>
-          <w:color w:val="1A1A1A"/>
-          <w:sz w:val="18"/>
-          <w:szCs w:val="18"/>
-        </w:rPr>
         <w:tab/>
       </w:r>
       <w:r>
         <w:rPr>
           <w:rFonts w:ascii="Avenir Next" w:hAnsi="Avenir Next" w:cs="Avenir Next" w:eastAsia="Avenir Next"/>
           <w:color w:val="1A1A1A"/>
+          <w:sz w:val="22"/>
+          <w:szCs w:val="21"/>
+        </w:rPr>
+        <w:t xml:space="preserve">Length </w:t>
+      </w:r>
+      <w:r>
+        <w:rPr>
+          <w:rFonts w:ascii="Avenir Next" w:hAnsi="Avenir Next" w:cs="Avenir Next" w:eastAsia="Avenir Next"/>
+          <w:color w:val="1A1A1A"/>
           <w:sz w:val="21"/>
           <w:szCs w:val="21"/>
-        </w:rPr>
-        <w:t xml:space="preserve">Length </w:t>
+          <w:u w:val="single"/>
+        </w:rPr>
+        <w:t xml:space="preserve">                </w:t>
+      </w:r>
+      <w:r>
+        <w:rPr>
+          <w:rFonts w:ascii="Avenir Next" w:hAnsi="Avenir Next" w:cs="Avenir Next" w:eastAsia="Avenir Next"/>
+          <w:color w:val="1A1A1A"/>
+          <w:sz w:val="22"/>
+          <w:szCs w:val="21"/>
+        </w:rPr>
+        <w:t xml:space="preserve">, width </w:t>
       </w:r>
       <w:r>
         <w:rPr>
@@ -2761,26 +2799,7 @@
         <w:rPr>
           <w:rFonts w:ascii="Avenir Next" w:hAnsi="Avenir Next" w:cs="Avenir Next" w:eastAsia="Avenir Next"/>
           <w:color w:val="1A1A1A"/>
-          <w:sz w:val="21"/>
-          <w:szCs w:val="21"/>
-        </w:rPr>
-        <w:t xml:space="preserve">, width </w:t>
-      </w:r>
-      <w:r>
-        <w:rPr>
-          <w:rFonts w:ascii="Avenir Next" w:hAnsi="Avenir Next" w:cs="Avenir Next" w:eastAsia="Avenir Next"/>
-          <w:color w:val="1A1A1A"/>
-          <w:sz w:val="21"/>
-          <w:szCs w:val="21"/>
-          <w:u w:val="single"/>
-        </w:rPr>
-        <w:t xml:space="preserve">                </w:t>
-      </w:r>
-      <w:r>
-        <w:rPr>
-          <w:rFonts w:ascii="Avenir Next" w:hAnsi="Avenir Next" w:cs="Avenir Next" w:eastAsia="Avenir Next"/>
-          <w:color w:val="1A1A1A"/>
-          <w:sz w:val="21"/>
+          <w:sz w:val="22"/>
           <w:szCs w:val="21"/>
         </w:rPr>
         <w:t xml:space="preserve">.</w:t>
@@ -2800,28 +2819,47 @@
           <w:rFonts w:ascii="Avenir Next" w:hAnsi="Avenir Next" w:cs="Avenir Next" w:eastAsia="Avenir Next"/>
           <w:b/>
           <w:color w:val="003A70"/>
+          <w:sz w:val="22"/>
+          <w:szCs w:val="18"/>
+        </w:rPr>
+        <w:t xml:space="preserve">Step 2</w:t>
+      </w:r>
+      <w:r>
+        <w:rPr>
+          <w:rFonts w:ascii="Avenir Next" w:hAnsi="Avenir Next" w:cs="Avenir Next" w:eastAsia="Avenir Next"/>
+          <w:color w:val="1A1A1A"/>
           <w:sz w:val="18"/>
           <w:szCs w:val="18"/>
         </w:rPr>
-        <w:t xml:space="preserve">Step 2</w:t>
-      </w:r>
-      <w:r>
-        <w:rPr>
-          <w:rFonts w:ascii="Avenir Next" w:hAnsi="Avenir Next" w:cs="Avenir Next" w:eastAsia="Avenir Next"/>
-          <w:color w:val="1A1A1A"/>
-          <w:sz w:val="18"/>
-          <w:szCs w:val="18"/>
-        </w:rPr>
         <w:tab/>
       </w:r>
       <w:r>
         <w:rPr>
           <w:rFonts w:ascii="Avenir Next" w:hAnsi="Avenir Next" w:cs="Avenir Next" w:eastAsia="Avenir Next"/>
           <w:color w:val="1A1A1A"/>
+          <w:sz w:val="22"/>
+          <w:szCs w:val="21"/>
+        </w:rPr>
+        <w:t xml:space="preserve">12 × 6 = 60 + </w:t>
+      </w:r>
+      <w:r>
+        <w:rPr>
+          <w:rFonts w:ascii="Avenir Next" w:hAnsi="Avenir Next" w:cs="Avenir Next" w:eastAsia="Avenir Next"/>
+          <w:color w:val="1A1A1A"/>
           <w:sz w:val="21"/>
           <w:szCs w:val="21"/>
-        </w:rPr>
-        <w:t xml:space="preserve">12 × 6 = 60 + </w:t>
+          <w:u w:val="single"/>
+        </w:rPr>
+        <w:t xml:space="preserve">                </w:t>
+      </w:r>
+      <w:r>
+        <w:rPr>
+          <w:rFonts w:ascii="Avenir Next" w:hAnsi="Avenir Next" w:cs="Avenir Next" w:eastAsia="Avenir Next"/>
+          <w:color w:val="1A1A1A"/>
+          <w:sz w:val="22"/>
+          <w:szCs w:val="21"/>
+        </w:rPr>
+        <w:t xml:space="preserve"> = </w:t>
       </w:r>
       <w:r>
         <w:rPr>
@@ -2837,26 +2875,7 @@
         <w:rPr>
           <w:rFonts w:ascii="Avenir Next" w:hAnsi="Avenir Next" w:cs="Avenir Next" w:eastAsia="Avenir Next"/>
           <w:color w:val="1A1A1A"/>
-          <w:sz w:val="21"/>
-          <w:szCs w:val="21"/>
-        </w:rPr>
-        <w:t xml:space="preserve"> = </w:t>
-      </w:r>
-      <w:r>
-        <w:rPr>
-          <w:rFonts w:ascii="Avenir Next" w:hAnsi="Avenir Next" w:cs="Avenir Next" w:eastAsia="Avenir Next"/>
-          <w:color w:val="1A1A1A"/>
-          <w:sz w:val="21"/>
-          <w:szCs w:val="21"/>
-          <w:u w:val="single"/>
-        </w:rPr>
-        <w:t xml:space="preserve">                </w:t>
-      </w:r>
-      <w:r>
-        <w:rPr>
-          <w:rFonts w:ascii="Avenir Next" w:hAnsi="Avenir Next" w:cs="Avenir Next" w:eastAsia="Avenir Next"/>
-          <w:color w:val="1A1A1A"/>
-          <w:sz w:val="21"/>
+          <w:sz w:val="22"/>
           <w:szCs w:val="21"/>
         </w:rPr>
         <w:t xml:space="preserve">.</w:t>
@@ -2876,35 +2895,35 @@
           <w:rFonts w:ascii="Avenir Next" w:hAnsi="Avenir Next" w:cs="Avenir Next" w:eastAsia="Avenir Next"/>
           <w:b/>
           <w:color w:val="003A70"/>
+          <w:sz w:val="22"/>
+          <w:szCs w:val="18"/>
+        </w:rPr>
+        <w:t xml:space="preserve">Step 3</w:t>
+      </w:r>
+      <w:r>
+        <w:rPr>
+          <w:rFonts w:ascii="Avenir Next" w:hAnsi="Avenir Next" w:cs="Avenir Next" w:eastAsia="Avenir Next"/>
+          <w:color w:val="1A1A1A"/>
           <w:sz w:val="18"/>
           <w:szCs w:val="18"/>
         </w:rPr>
-        <w:t xml:space="preserve">Step 3</w:t>
-      </w:r>
-      <w:r>
-        <w:rPr>
-          <w:rFonts w:ascii="Avenir Next" w:hAnsi="Avenir Next" w:cs="Avenir Next" w:eastAsia="Avenir Next"/>
-          <w:color w:val="1A1A1A"/>
-          <w:sz w:val="18"/>
-          <w:szCs w:val="18"/>
-        </w:rPr>
         <w:tab/>
       </w:r>
       <w:r>
         <w:rPr>
           <w:rFonts w:ascii="Avenir Next" w:hAnsi="Avenir Next" w:cs="Avenir Next" w:eastAsia="Avenir Next"/>
           <w:color w:val="1A1A1A"/>
+          <w:sz w:val="22"/>
+          <w:szCs w:val="21"/>
+        </w:rPr>
+        <w:t xml:space="preserve">The area is </w:t>
+      </w:r>
+      <w:r>
+        <w:rPr>
+          <w:rFonts w:ascii="Avenir Next" w:hAnsi="Avenir Next" w:cs="Avenir Next" w:eastAsia="Avenir Next"/>
+          <w:color w:val="1A1A1A"/>
           <w:sz w:val="21"/>
           <w:szCs w:val="21"/>
-        </w:rPr>
-        <w:t xml:space="preserve">The area is </w:t>
-      </w:r>
-      <w:r>
-        <w:rPr>
-          <w:rFonts w:ascii="Avenir Next" w:hAnsi="Avenir Next" w:cs="Avenir Next" w:eastAsia="Avenir Next"/>
-          <w:color w:val="1A1A1A"/>
-          <w:sz w:val="21"/>
-          <w:szCs w:val="21"/>
           <w:u w:val="single"/>
         </w:rPr>
         <w:t xml:space="preserve">                </w:t>
@@ -2913,7 +2932,7 @@
         <w:rPr>
           <w:rFonts w:ascii="Avenir Next" w:hAnsi="Avenir Next" w:cs="Avenir Next" w:eastAsia="Avenir Next"/>
           <w:color w:val="1A1A1A"/>
-          <w:sz w:val="21"/>
+          <w:sz w:val="22"/>
           <w:szCs w:val="21"/>
         </w:rPr>
         <w:t xml:space="preserve"> square feet.</w:t>
@@ -2926,6 +2945,7 @@
     </w:p>
     <w:p>
       <w:pPr>
+        <w:pStyle w:val="Heading2"/>
         <w:keepNext/>
         <w:pBdr>
           <w:bottom w:val="single" w:sz="8" w:space="3" w:color="003A70"/>
@@ -2941,7 +2961,7 @@
           <w:b/>
           <w:color w:val="003A70"/>
           <w:spacing w:val="14"/>
-          <w:sz w:val="19"/>
+          <w:sz w:val="22"/>
           <w:szCs w:val="19"/>
         </w:rPr>
         <w:t xml:space="preserve">YOUR TURN</w:t>
@@ -2960,7 +2980,7 @@
           <w:rFonts w:ascii="Avenir Next" w:hAnsi="Avenir Next" w:cs="Avenir Next" w:eastAsia="Avenir Next"/>
           <w:i/>
           <w:color w:val="5A5F66"/>
-          <w:sz w:val="17"/>
+          <w:sz w:val="22"/>
           <w:szCs w:val="17"/>
         </w:rPr>
         <w:t xml:space="preserve">use the steps on your own</w:t>
@@ -3132,7 +3152,7 @@
                       <w:szCs w:val="22"/>
                       <w:u w:val="single"/>
                     </w:rPr>
-                    <w:t xml:space="preserve">        </w:t>
+                    <w:t xml:space="preserve">            </w:t>
                   </w:r>
                 </w:p>
               </w:tc>
@@ -3194,7 +3214,7 @@
                       <w:szCs w:val="22"/>
                       <w:u w:val="single"/>
                     </w:rPr>
-                    <w:t xml:space="preserve">        </w:t>
+                    <w:t xml:space="preserve">            </w:t>
                   </w:r>
                 </w:p>
               </w:tc>
@@ -3256,7 +3276,7 @@
                       <w:szCs w:val="22"/>
                       <w:u w:val="single"/>
                     </w:rPr>
-                    <w:t xml:space="preserve">        </w:t>
+                    <w:t xml:space="preserve">            </w:t>
                   </w:r>
                 </w:p>
               </w:tc>
@@ -3324,7 +3344,7 @@
                       <w:szCs w:val="22"/>
                       <w:u w:val="single"/>
                     </w:rPr>
-                    <w:t xml:space="preserve">        </w:t>
+                    <w:t xml:space="preserve">            </w:t>
                   </w:r>
                 </w:p>
               </w:tc>
@@ -3386,7 +3406,7 @@
                       <w:szCs w:val="22"/>
                       <w:u w:val="single"/>
                     </w:rPr>
-                    <w:t xml:space="preserve">        </w:t>
+                    <w:t xml:space="preserve">            </w:t>
                   </w:r>
                 </w:p>
               </w:tc>
@@ -3448,7 +3468,7 @@
                       <w:szCs w:val="22"/>
                       <w:u w:val="single"/>
                     </w:rPr>
-                    <w:t xml:space="preserve">        </w:t>
+                    <w:t xml:space="preserve">            </w:t>
                   </w:r>
                 </w:p>
               </w:tc>
@@ -3469,6 +3489,7 @@
     </w:p>
     <w:p>
       <w:pPr>
+        <w:pStyle w:val="Heading2"/>
         <w:keepNext/>
         <w:pBdr>
           <w:bottom w:val="single" w:sz="8" w:space="3" w:color="003A70"/>
@@ -3484,7 +3505,7 @@
           <w:b/>
           <w:color w:val="003A70"/>
           <w:spacing w:val="14"/>
-          <w:sz w:val="19"/>
+          <w:sz w:val="22"/>
           <w:szCs w:val="19"/>
         </w:rPr>
         <w:t xml:space="preserve">READY CHECK</w:t>
@@ -3503,7 +3524,7 @@
           <w:rFonts w:ascii="Avenir Next" w:hAnsi="Avenir Next" w:cs="Avenir Next" w:eastAsia="Avenir Next"/>
           <w:i/>
           <w:color w:val="5A5F66"/>
-          <w:sz w:val="17"/>
+          <w:sz w:val="22"/>
           <w:szCs w:val="17"/>
         </w:rPr>
         <w:t xml:space="preserve">a problem like the one in today’s lesson</w:t>
@@ -3635,25 +3656,25 @@
                       <w:rFonts w:ascii="Avenir Next" w:hAnsi="Avenir Next" w:cs="Avenir Next" w:eastAsia="Avenir Next"/>
                       <w:b/>
                       <w:color w:val="003A70"/>
+                      <w:sz w:val="22"/>
+                      <w:szCs w:val="21"/>
+                    </w:rPr>
+                    <w:t xml:space="preserve">A</w:t>
+                  </w:r>
+                  <w:r>
+                    <w:rPr>
+                      <w:rFonts w:ascii="Avenir Next" w:hAnsi="Avenir Next" w:cs="Avenir Next" w:eastAsia="Avenir Next"/>
+                      <w:color w:val="1A1A1A"/>
                       <w:sz w:val="21"/>
                       <w:szCs w:val="21"/>
                     </w:rPr>
-                    <w:t xml:space="preserve">A</w:t>
-                  </w:r>
-                  <w:r>
-                    <w:rPr>
-                      <w:rFonts w:ascii="Avenir Next" w:hAnsi="Avenir Next" w:cs="Avenir Next" w:eastAsia="Avenir Next"/>
-                      <w:color w:val="1A1A1A"/>
-                      <w:sz w:val="21"/>
-                      <w:szCs w:val="21"/>
-                    </w:rPr>
                     <w:tab/>
                   </w:r>
                   <w:r>
                     <w:rPr>
                       <w:rFonts w:ascii="Avenir Next" w:hAnsi="Avenir Next" w:cs="Avenir Next" w:eastAsia="Avenir Next"/>
                       <w:color w:val="1A1A1A"/>
-                      <w:sz w:val="21"/>
+                      <w:sz w:val="22"/>
                       <w:szCs w:val="21"/>
                     </w:rPr>
                     <w:t xml:space="preserve">24 square units</w:t>
@@ -3678,25 +3699,25 @@
                       <w:rFonts w:ascii="Avenir Next" w:hAnsi="Avenir Next" w:cs="Avenir Next" w:eastAsia="Avenir Next"/>
                       <w:b/>
                       <w:color w:val="003A70"/>
+                      <w:sz w:val="22"/>
+                      <w:szCs w:val="21"/>
+                    </w:rPr>
+                    <w:t xml:space="preserve">B</w:t>
+                  </w:r>
+                  <w:r>
+                    <w:rPr>
+                      <w:rFonts w:ascii="Avenir Next" w:hAnsi="Avenir Next" w:cs="Avenir Next" w:eastAsia="Avenir Next"/>
+                      <w:color w:val="1A1A1A"/>
                       <w:sz w:val="21"/>
                       <w:szCs w:val="21"/>
                     </w:rPr>
-                    <w:t xml:space="preserve">B</w:t>
-                  </w:r>
-                  <w:r>
-                    <w:rPr>
-                      <w:rFonts w:ascii="Avenir Next" w:hAnsi="Avenir Next" w:cs="Avenir Next" w:eastAsia="Avenir Next"/>
-                      <w:color w:val="1A1A1A"/>
-                      <w:sz w:val="21"/>
-                      <w:szCs w:val="21"/>
-                    </w:rPr>
                     <w:tab/>
                   </w:r>
                   <w:r>
                     <w:rPr>
                       <w:rFonts w:ascii="Avenir Next" w:hAnsi="Avenir Next" w:cs="Avenir Next" w:eastAsia="Avenir Next"/>
                       <w:color w:val="1A1A1A"/>
-                      <w:sz w:val="21"/>
+                      <w:sz w:val="22"/>
                       <w:szCs w:val="21"/>
                     </w:rPr>
                     <w:t xml:space="preserve">48 square units</w:t>
@@ -3721,25 +3742,25 @@
                       <w:rFonts w:ascii="Avenir Next" w:hAnsi="Avenir Next" w:cs="Avenir Next" w:eastAsia="Avenir Next"/>
                       <w:b/>
                       <w:color w:val="003A70"/>
+                      <w:sz w:val="22"/>
+                      <w:szCs w:val="21"/>
+                    </w:rPr>
+                    <w:t xml:space="preserve">C</w:t>
+                  </w:r>
+                  <w:r>
+                    <w:rPr>
+                      <w:rFonts w:ascii="Avenir Next" w:hAnsi="Avenir Next" w:cs="Avenir Next" w:eastAsia="Avenir Next"/>
+                      <w:color w:val="1A1A1A"/>
                       <w:sz w:val="21"/>
                       <w:szCs w:val="21"/>
                     </w:rPr>
-                    <w:t xml:space="preserve">C</w:t>
-                  </w:r>
-                  <w:r>
-                    <w:rPr>
-                      <w:rFonts w:ascii="Avenir Next" w:hAnsi="Avenir Next" w:cs="Avenir Next" w:eastAsia="Avenir Next"/>
-                      <w:color w:val="1A1A1A"/>
-                      <w:sz w:val="21"/>
-                      <w:szCs w:val="21"/>
-                    </w:rPr>
                     <w:tab/>
                   </w:r>
                   <w:r>
                     <w:rPr>
                       <w:rFonts w:ascii="Avenir Next" w:hAnsi="Avenir Next" w:cs="Avenir Next" w:eastAsia="Avenir Next"/>
                       <w:color w:val="1A1A1A"/>
-                      <w:sz w:val="21"/>
+                      <w:sz w:val="22"/>
                       <w:szCs w:val="21"/>
                     </w:rPr>
                     <w:t xml:space="preserve">135 square units</w:t>
@@ -3764,25 +3785,25 @@
                       <w:rFonts w:ascii="Avenir Next" w:hAnsi="Avenir Next" w:cs="Avenir Next" w:eastAsia="Avenir Next"/>
                       <w:b/>
                       <w:color w:val="003A70"/>
+                      <w:sz w:val="22"/>
+                      <w:szCs w:val="21"/>
+                    </w:rPr>
+                    <w:t xml:space="preserve">D</w:t>
+                  </w:r>
+                  <w:r>
+                    <w:rPr>
+                      <w:rFonts w:ascii="Avenir Next" w:hAnsi="Avenir Next" w:cs="Avenir Next" w:eastAsia="Avenir Next"/>
+                      <w:color w:val="1A1A1A"/>
                       <w:sz w:val="21"/>
                       <w:szCs w:val="21"/>
                     </w:rPr>
-                    <w:t xml:space="preserve">D</w:t>
-                  </w:r>
-                  <w:r>
-                    <w:rPr>
-                      <w:rFonts w:ascii="Avenir Next" w:hAnsi="Avenir Next" w:cs="Avenir Next" w:eastAsia="Avenir Next"/>
-                      <w:color w:val="1A1A1A"/>
-                      <w:sz w:val="21"/>
-                      <w:szCs w:val="21"/>
-                    </w:rPr>
                     <w:tab/>
                   </w:r>
                   <w:r>
                     <w:rPr>
                       <w:rFonts w:ascii="Avenir Next" w:hAnsi="Avenir Next" w:cs="Avenir Next" w:eastAsia="Avenir Next"/>
                       <w:color w:val="1A1A1A"/>
-                      <w:sz w:val="21"/>
+                      <w:sz w:val="22"/>
                       <w:szCs w:val="21"/>
                     </w:rPr>
                     <w:t xml:space="preserve">150 square units</w:t>
@@ -3831,19 +3852,42 @@
         <w:tblLook w:val="0000" w:firstRow="0" w:lastRow="0" w:firstColumn="0" w:lastColumn="0" w:noHBand="1" w:noVBand="1"/>
       </w:tblPr>
       <w:tblGrid>
-        <w:gridCol w:w="2000"/>
-        <w:gridCol w:w="2300"/>
-        <w:gridCol w:w="2100"/>
-        <w:gridCol w:w="3104"/>
+        <w:gridCol w:w="1750"/>
+        <w:gridCol w:w="2500"/>
+        <w:gridCol w:w="2200"/>
+        <w:gridCol w:w="3054"/>
       </w:tblGrid>
       <w:tr>
         <w:trPr>
           <w:cantSplit/>
-          <w:trHeight w:val="320" w:hRule="atLeast"/>
+          <w:trHeight w:val="300" w:hRule="atLeast"/>
         </w:trPr>
         <w:tc>
           <w:tcPr>
-            <w:tcW w:w="2000" w:type="dxa"/>
+            <w:tcW w:w="1750" w:type="dxa"/>
+            <w:vAlign w:val="center"/>
+          </w:tcPr>
+          <w:p>
+            <w:pPr>
+              <w:pStyle w:val="Heading2"/>
+              <w:spacing w:before="0" w:after="0" w:line="240" w:lineRule="auto"/>
+            </w:pPr>
+            <w:r>
+              <w:rPr>
+                <w:rFonts w:ascii="Avenir Next" w:hAnsi="Avenir Next" w:cs="Avenir Next" w:eastAsia="Avenir Next"/>
+                <w:b/>
+                <w:color w:val="003A70"/>
+                <w:spacing w:val="12"/>
+                <w:sz w:val="15"/>
+                <w:szCs w:val="15"/>
+              </w:rPr>
+              <w:t xml:space="preserve">CHECK YOURSELF</w:t>
+            </w:r>
+          </w:p>
+        </w:tc>
+        <w:tc>
+          <w:tcPr>
+            <w:tcW w:w="2500" w:type="dxa"/>
             <w:vAlign w:val="center"/>
           </w:tcPr>
           <w:p>
@@ -3852,20 +3896,27 @@
             </w:pPr>
             <w:r>
               <w:rPr>
+                <w:rFonts w:ascii="Arial" w:hAnsi="Arial" w:cs="Arial" w:eastAsia="Arial"/>
+                <w:color w:val="1A1A1A"/>
+                <w:sz w:val="20"/>
+                <w:szCs w:val="20"/>
+              </w:rPr>
+              <w:t xml:space="preserve">□</w:t>
+            </w:r>
+            <w:r>
+              <w:rPr>
                 <w:rFonts w:ascii="Avenir Next" w:hAnsi="Avenir Next" w:cs="Avenir Next" w:eastAsia="Avenir Next"/>
-                <w:b/>
-                <w:color w:val="003A70"/>
-                <w:spacing w:val="12"/>
-                <w:sz w:val="15"/>
-                <w:szCs w:val="15"/>
-              </w:rPr>
-              <w:t xml:space="preserve">CHECK YOURSELF</w:t>
+                <w:color w:val="1A1A1A"/>
+                <w:sz w:val="17"/>
+                <w:szCs w:val="17"/>
+              </w:rPr>
+              <w:t xml:space="preserve">  I can do this on my own</w:t>
             </w:r>
           </w:p>
         </w:tc>
         <w:tc>
           <w:tcPr>
-            <w:tcW w:w="2300" w:type="dxa"/>
+            <w:tcW w:w="2200" w:type="dxa"/>
             <w:vAlign w:val="center"/>
           </w:tcPr>
           <w:p>
@@ -3876,8 +3927,8 @@
               <w:rPr>
                 <w:rFonts w:ascii="Arial" w:hAnsi="Arial" w:cs="Arial" w:eastAsia="Arial"/>
                 <w:color w:val="1A1A1A"/>
-                <w:sz w:val="24"/>
-                <w:szCs w:val="24"/>
+                <w:sz w:val="20"/>
+                <w:szCs w:val="20"/>
               </w:rPr>
               <w:t xml:space="preserve">□</w:t>
             </w:r>
@@ -3888,13 +3939,13 @@
                 <w:sz w:val="17"/>
                 <w:szCs w:val="17"/>
               </w:rPr>
-              <w:t xml:space="preserve">  I can do this on my own</w:t>
+              <w:t xml:space="preserve">  I need a little help</w:t>
             </w:r>
           </w:p>
         </w:tc>
         <w:tc>
           <w:tcPr>
-            <w:tcW w:w="2100" w:type="dxa"/>
+            <w:tcW w:w="3054" w:type="dxa"/>
             <w:vAlign w:val="center"/>
           </w:tcPr>
           <w:p>
@@ -3905,37 +3956,8 @@
               <w:rPr>
                 <w:rFonts w:ascii="Arial" w:hAnsi="Arial" w:cs="Arial" w:eastAsia="Arial"/>
                 <w:color w:val="1A1A1A"/>
-                <w:sz w:val="24"/>
-                <w:szCs w:val="24"/>
-              </w:rPr>
-              <w:t xml:space="preserve">□</w:t>
-            </w:r>
-            <w:r>
-              <w:rPr>
-                <w:rFonts w:ascii="Avenir Next" w:hAnsi="Avenir Next" w:cs="Avenir Next" w:eastAsia="Avenir Next"/>
-                <w:color w:val="1A1A1A"/>
-                <w:sz w:val="17"/>
-                <w:szCs w:val="17"/>
-              </w:rPr>
-              <w:t xml:space="preserve">  I need a little help</w:t>
-            </w:r>
-          </w:p>
-        </w:tc>
-        <w:tc>
-          <w:tcPr>
-            <w:tcW w:w="3104" w:type="dxa"/>
-            <w:vAlign w:val="center"/>
-          </w:tcPr>
-          <w:p>
-            <w:pPr>
-              <w:spacing w:before="0" w:after="0" w:line="240" w:lineRule="auto"/>
-            </w:pPr>
-            <w:r>
-              <w:rPr>
-                <w:rFonts w:ascii="Arial" w:hAnsi="Arial" w:cs="Arial" w:eastAsia="Arial"/>
-                <w:color w:val="1A1A1A"/>
-                <w:sz w:val="24"/>
-                <w:szCs w:val="24"/>
+                <w:sz w:val="20"/>
+                <w:szCs w:val="20"/>
               </w:rPr>
               <w:t xml:space="preserve">□</w:t>
             </w:r>
@@ -3970,7 +3992,7 @@
     <w:sectPr>
       <w:footerReference w:type="default" r:id="rIdFooter1"/>
       <w:pgSz w:w="12240" w:h="15840"/>
-      <w:pgMar w:top="893" w:right="1224" w:bottom="835" w:left="1512" w:header="432" w:footer="432" w:gutter="0"/>
+      <w:pgMar w:top="780" w:right="1224" w:bottom="760" w:left="1512" w:header="432" w:footer="432" w:gutter="0"/>
       <w:cols w:space="720"/>
     </w:sectPr>
   </w:body>
@@ -4050,7 +4072,106 @@
               <w:sz w:val="15"/>
               <w:szCs w:val="15"/>
             </w:rPr>
-            <w:t xml:space="preserve">Lesson 7-7  ·  Session 1  ·  Prerequisite Practice A</w:t>
+            <w:t xml:space="preserve">7-7 · Page </w:t>
+          </w:r>
+          <w:r>
+            <w:rPr>
+              <w:rFonts w:ascii="Avenir Next" w:hAnsi="Avenir Next" w:cs="Avenir Next" w:eastAsia="Avenir Next"/>
+              <w:color w:val="5A5F66"/>
+              <w:sz w:val="15"/>
+              <w:szCs w:val="15"/>
+            </w:rPr>
+            <w:fldChar w:fldCharType="begin"/>
+          </w:r>
+          <w:r>
+            <w:rPr>
+              <w:rFonts w:ascii="Avenir Next" w:hAnsi="Avenir Next" w:cs="Avenir Next" w:eastAsia="Avenir Next"/>
+              <w:color w:val="5A5F66"/>
+              <w:sz w:val="15"/>
+              <w:szCs w:val="15"/>
+            </w:rPr>
+            <w:instrText xml:space="preserve"> PAGE </w:instrText>
+          </w:r>
+          <w:r>
+            <w:rPr>
+              <w:rFonts w:ascii="Avenir Next" w:hAnsi="Avenir Next" w:cs="Avenir Next" w:eastAsia="Avenir Next"/>
+              <w:color w:val="5A5F66"/>
+              <w:sz w:val="15"/>
+              <w:szCs w:val="15"/>
+            </w:rPr>
+            <w:fldChar w:fldCharType="separate"/>
+          </w:r>
+          <w:r>
+            <w:rPr>
+              <w:rFonts w:ascii="Avenir Next" w:hAnsi="Avenir Next" w:cs="Avenir Next" w:eastAsia="Avenir Next"/>
+              <w:color w:val="5A5F66"/>
+              <w:sz w:val="15"/>
+              <w:szCs w:val="15"/>
+            </w:rPr>
+            <w:t xml:space="preserve">1</w:t>
+          </w:r>
+          <w:r>
+            <w:rPr>
+              <w:rFonts w:ascii="Avenir Next" w:hAnsi="Avenir Next" w:cs="Avenir Next" w:eastAsia="Avenir Next"/>
+              <w:color w:val="5A5F66"/>
+              <w:sz w:val="15"/>
+              <w:szCs w:val="15"/>
+            </w:rPr>
+            <w:fldChar w:fldCharType="end"/>
+          </w:r>
+          <w:r>
+            <w:rPr>
+              <w:rFonts w:ascii="Avenir Next" w:hAnsi="Avenir Next" w:cs="Avenir Next" w:eastAsia="Avenir Next"/>
+              <w:color w:val="5A5F66"/>
+              <w:sz w:val="15"/>
+              <w:szCs w:val="15"/>
+            </w:rPr>
+            <w:t xml:space="preserve"> of </w:t>
+          </w:r>
+          <w:r>
+            <w:rPr>
+              <w:rFonts w:ascii="Avenir Next" w:hAnsi="Avenir Next" w:cs="Avenir Next" w:eastAsia="Avenir Next"/>
+              <w:color w:val="5A5F66"/>
+              <w:sz w:val="15"/>
+              <w:szCs w:val="15"/>
+            </w:rPr>
+            <w:fldChar w:fldCharType="begin"/>
+          </w:r>
+          <w:r>
+            <w:rPr>
+              <w:rFonts w:ascii="Avenir Next" w:hAnsi="Avenir Next" w:cs="Avenir Next" w:eastAsia="Avenir Next"/>
+              <w:color w:val="5A5F66"/>
+              <w:sz w:val="15"/>
+              <w:szCs w:val="15"/>
+            </w:rPr>
+            <w:instrText xml:space="preserve"> NUMPAGES </w:instrText>
+          </w:r>
+          <w:r>
+            <w:rPr>
+              <w:rFonts w:ascii="Avenir Next" w:hAnsi="Avenir Next" w:cs="Avenir Next" w:eastAsia="Avenir Next"/>
+              <w:color w:val="5A5F66"/>
+              <w:sz w:val="15"/>
+              <w:szCs w:val="15"/>
+            </w:rPr>
+            <w:fldChar w:fldCharType="separate"/>
+          </w:r>
+          <w:r>
+            <w:rPr>
+              <w:rFonts w:ascii="Avenir Next" w:hAnsi="Avenir Next" w:cs="Avenir Next" w:eastAsia="Avenir Next"/>
+              <w:color w:val="5A5F66"/>
+              <w:sz w:val="15"/>
+              <w:szCs w:val="15"/>
+            </w:rPr>
+            <w:t xml:space="preserve">1</w:t>
+          </w:r>
+          <w:r>
+            <w:rPr>
+              <w:rFonts w:ascii="Avenir Next" w:hAnsi="Avenir Next" w:cs="Avenir Next" w:eastAsia="Avenir Next"/>
+              <w:color w:val="5A5F66"/>
+              <w:sz w:val="15"/>
+              <w:szCs w:val="15"/>
+            </w:rPr>
+            <w:fldChar w:fldCharType="end"/>
           </w:r>
         </w:p>
       </w:tc>
@@ -4093,5 +4214,23 @@
       </w:tblCellMar>
     </w:tblPr>
   </w:style>
+  <w:style w:type="paragraph" w:styleId="Heading1">
+    <w:name w:val="heading 1"/>
+    <w:basedOn w:val="Normal"/>
+    <w:pPr>
+      <w:outlineLvl w:val="0"/>
+      <w:keepNext w:val="0"/>
+      <w:keepLines w:val="0"/>
+    </w:pPr>
+  </w:style>
+  <w:style w:type="paragraph" w:styleId="Heading2">
+    <w:name w:val="heading 2"/>
+    <w:basedOn w:val="Normal"/>
+    <w:pPr>
+      <w:outlineLvl w:val="1"/>
+      <w:keepNext w:val="0"/>
+      <w:keepLines w:val="0"/>
+    </w:pPr>
+  </w:style>
 </w:styles>
 </file>